--- a/Dokumentáció/Dokumentáció.docx
+++ b/Dokumentáció/Dokumentáció.docx
@@ -1427,465 +1427,82 @@
         <w:rPr>
           <w:rFonts w:ascii="Arial" w:hAnsi="Arial" w:cs="Arial"/>
           <w:noProof/>
+          <w:color w:val="000000" w:themeColor="text1"/>
+          <w:lang w:val="hu-HU"/>
+        </w:rPr>
+        <w:drawing>
+          <wp:anchor distT="0" distB="0" distL="114300" distR="114300" simplePos="0" relativeHeight="251658240" behindDoc="1" locked="0" layoutInCell="1" allowOverlap="1" wp14:anchorId="30AA154F" wp14:editId="5FEDF72A">
+            <wp:simplePos x="0" y="0"/>
+            <wp:positionH relativeFrom="column">
+              <wp:posOffset>-913766</wp:posOffset>
+            </wp:positionH>
+            <wp:positionV relativeFrom="paragraph">
+              <wp:posOffset>267173</wp:posOffset>
+            </wp:positionV>
+            <wp:extent cx="7883205" cy="3668232"/>
+            <wp:effectExtent l="0" t="0" r="3810" b="2540"/>
+            <wp:wrapTight wrapText="bothSides">
+              <wp:wrapPolygon edited="0">
+                <wp:start x="0" y="0"/>
+                <wp:lineTo x="0" y="21540"/>
+                <wp:lineTo x="21576" y="21540"/>
+                <wp:lineTo x="21576" y="0"/>
+                <wp:lineTo x="0" y="0"/>
+              </wp:wrapPolygon>
+            </wp:wrapTight>
+            <wp:docPr id="1306663765" name="Picture 7" descr="A screenshot of a computer&#10;&#10;AI-generated content may be incorrect."/>
+            <wp:cNvGraphicFramePr>
+              <a:graphicFrameLocks xmlns:a="http://schemas.openxmlformats.org/drawingml/2006/main" noChangeAspect="1"/>
+            </wp:cNvGraphicFramePr>
+            <a:graphic xmlns:a="http://schemas.openxmlformats.org/drawingml/2006/main">
+              <a:graphicData uri="http://schemas.openxmlformats.org/drawingml/2006/picture">
+                <pic:pic xmlns:pic="http://schemas.openxmlformats.org/drawingml/2006/picture">
+                  <pic:nvPicPr>
+                    <pic:cNvPr id="1306663765" name="Picture 7" descr="A screenshot of a computer&#10;&#10;AI-generated content may be incorrect."/>
+                    <pic:cNvPicPr/>
+                  </pic:nvPicPr>
+                  <pic:blipFill>
+                    <a:blip r:embed="rId9" cstate="print">
+                      <a:extLst>
+                        <a:ext uri="{28A0092B-C50C-407E-A947-70E740481C1C}">
+                          <a14:useLocalDpi xmlns:a14="http://schemas.microsoft.com/office/drawing/2010/main" val="0"/>
+                        </a:ext>
+                      </a:extLst>
+                    </a:blip>
+                    <a:stretch>
+                      <a:fillRect/>
+                    </a:stretch>
+                  </pic:blipFill>
+                  <pic:spPr>
+                    <a:xfrm>
+                      <a:off x="0" y="0"/>
+                      <a:ext cx="7961657" cy="3704738"/>
+                    </a:xfrm>
+                    <a:prstGeom prst="rect">
+                      <a:avLst/>
+                    </a:prstGeom>
+                  </pic:spPr>
+                </pic:pic>
+              </a:graphicData>
+            </a:graphic>
+            <wp14:sizeRelH relativeFrom="page">
+              <wp14:pctWidth>0</wp14:pctWidth>
+            </wp14:sizeRelH>
+            <wp14:sizeRelV relativeFrom="page">
+              <wp14:pctHeight>0</wp14:pctHeight>
+            </wp14:sizeRelV>
+          </wp:anchor>
+        </w:drawing>
+      </w:r>
+      <w:r>
+        <w:rPr>
+          <w:rFonts w:ascii="Arial" w:hAnsi="Arial" w:cs="Arial"/>
           <w:color w:val="800000"/>
           <w:sz w:val="32"/>
           <w:szCs w:val="32"/>
           <w:lang w:val="hu-HU"/>
         </w:rPr>
-        <mc:AlternateContent>
-          <mc:Choice Requires="wpg">
-            <w:drawing>
-              <wp:anchor distT="0" distB="0" distL="114300" distR="114300" simplePos="0" relativeHeight="251674624" behindDoc="0" locked="0" layoutInCell="1" allowOverlap="1" wp14:anchorId="48BCF4CB" wp14:editId="065358FB">
-                <wp:simplePos x="0" y="0"/>
-                <wp:positionH relativeFrom="column">
-                  <wp:posOffset>-563630</wp:posOffset>
-                </wp:positionH>
-                <wp:positionV relativeFrom="paragraph">
-                  <wp:posOffset>304977</wp:posOffset>
-                </wp:positionV>
-                <wp:extent cx="6644588" cy="3406557"/>
-                <wp:effectExtent l="0" t="0" r="0" b="0"/>
-                <wp:wrapNone/>
-                <wp:docPr id="2051060197" name="Group 19"/>
-                <wp:cNvGraphicFramePr/>
-                <a:graphic xmlns:a="http://schemas.openxmlformats.org/drawingml/2006/main">
-                  <a:graphicData uri="http://schemas.microsoft.com/office/word/2010/wordprocessingGroup">
-                    <wpg:wgp>
-                      <wpg:cNvGrpSpPr/>
-                      <wpg:grpSpPr>
-                        <a:xfrm>
-                          <a:off x="0" y="0"/>
-                          <a:ext cx="6644588" cy="3406557"/>
-                          <a:chOff x="0" y="0"/>
-                          <a:chExt cx="6644588" cy="3406557"/>
-                        </a:xfrm>
-                      </wpg:grpSpPr>
-                      <pic:pic xmlns:pic="http://schemas.openxmlformats.org/drawingml/2006/picture">
-                        <pic:nvPicPr>
-                          <pic:cNvPr id="791232217" name="Picture 5" descr="A close up of a file&#10;&#10;AI-generated content may be incorrect."/>
-                          <pic:cNvPicPr>
-                            <a:picLocks noChangeAspect="1"/>
-                          </pic:cNvPicPr>
-                        </pic:nvPicPr>
-                        <pic:blipFill>
-                          <a:blip r:embed="rId9" cstate="print">
-                            <a:extLst>
-                              <a:ext uri="{28A0092B-C50C-407E-A947-70E740481C1C}">
-                                <a14:useLocalDpi xmlns:a14="http://schemas.microsoft.com/office/drawing/2010/main" val="0"/>
-                              </a:ext>
-                            </a:extLst>
-                          </a:blip>
-                          <a:stretch>
-                            <a:fillRect/>
-                          </a:stretch>
-                        </pic:blipFill>
-                        <pic:spPr>
-                          <a:xfrm>
-                            <a:off x="4841823" y="1798820"/>
-                            <a:ext cx="1802765" cy="426720"/>
-                          </a:xfrm>
-                          <a:prstGeom prst="rect">
-                            <a:avLst/>
-                          </a:prstGeom>
-                        </pic:spPr>
-                      </pic:pic>
-                      <wpg:grpSp>
-                        <wpg:cNvPr id="512475485" name="Group 18"/>
-                        <wpg:cNvGrpSpPr/>
-                        <wpg:grpSpPr>
-                          <a:xfrm>
-                            <a:off x="1047021" y="1244184"/>
-                            <a:ext cx="2226811" cy="597846"/>
-                            <a:chOff x="0" y="0"/>
-                            <a:chExt cx="2226811" cy="597846"/>
-                          </a:xfrm>
-                        </wpg:grpSpPr>
-                        <wps:wsp>
-                          <wps:cNvPr id="2008408860" name="Straight Connector 6"/>
-                          <wps:cNvCnPr/>
-                          <wps:spPr>
-                            <a:xfrm flipV="1">
-                              <a:off x="0" y="95146"/>
-                              <a:ext cx="496400" cy="502700"/>
-                            </a:xfrm>
-                            <a:prstGeom prst="line">
-                              <a:avLst/>
-                            </a:prstGeom>
-                            <a:ln w="28575"/>
-                          </wps:spPr>
-                          <wps:style>
-                            <a:lnRef idx="1">
-                              <a:schemeClr val="accent2"/>
-                            </a:lnRef>
-                            <a:fillRef idx="0">
-                              <a:schemeClr val="accent2"/>
-                            </a:fillRef>
-                            <a:effectRef idx="0">
-                              <a:schemeClr val="accent2"/>
-                            </a:effectRef>
-                            <a:fontRef idx="minor">
-                              <a:schemeClr val="tx1"/>
-                            </a:fontRef>
-                          </wps:style>
-                          <wps:bodyPr/>
-                        </wps:wsp>
-                        <wps:wsp>
-                          <wps:cNvPr id="1022802001" name="Straight Connector 7"/>
-                          <wps:cNvCnPr/>
-                          <wps:spPr>
-                            <a:xfrm flipH="1" flipV="1">
-                              <a:off x="1671403" y="95146"/>
-                              <a:ext cx="555408" cy="502355"/>
-                            </a:xfrm>
-                            <a:prstGeom prst="line">
-                              <a:avLst/>
-                            </a:prstGeom>
-                            <a:ln w="28575"/>
-                          </wps:spPr>
-                          <wps:style>
-                            <a:lnRef idx="1">
-                              <a:schemeClr val="accent2"/>
-                            </a:lnRef>
-                            <a:fillRef idx="0">
-                              <a:schemeClr val="accent2"/>
-                            </a:fillRef>
-                            <a:effectRef idx="0">
-                              <a:schemeClr val="accent2"/>
-                            </a:effectRef>
-                            <a:fontRef idx="minor">
-                              <a:schemeClr val="tx1"/>
-                            </a:fontRef>
-                          </wps:style>
-                          <wps:bodyPr/>
-                        </wps:wsp>
-                        <wps:wsp>
-                          <wps:cNvPr id="1088546543" name="Rectangle 10"/>
-                          <wps:cNvSpPr/>
-                          <wps:spPr>
-                            <a:xfrm>
-                              <a:off x="369549" y="67456"/>
-                              <a:ext cx="155775" cy="157028"/>
-                            </a:xfrm>
-                            <a:prstGeom prst="rect">
-                              <a:avLst/>
-                            </a:prstGeom>
-                            <a:solidFill>
-                              <a:schemeClr val="accent2"/>
-                            </a:solidFill>
-                            <a:ln>
-                              <a:noFill/>
-                            </a:ln>
-                          </wps:spPr>
-                          <wps:style>
-                            <a:lnRef idx="2">
-                              <a:schemeClr val="accent1">
-                                <a:shade val="15000"/>
-                              </a:schemeClr>
-                            </a:lnRef>
-                            <a:fillRef idx="1">
-                              <a:schemeClr val="accent1"/>
-                            </a:fillRef>
-                            <a:effectRef idx="0">
-                              <a:schemeClr val="accent1"/>
-                            </a:effectRef>
-                            <a:fontRef idx="minor">
-                              <a:schemeClr val="lt1"/>
-                            </a:fontRef>
-                          </wps:style>
-                          <wps:bodyPr rot="0" spcFirstLastPara="0" vertOverflow="overflow" horzOverflow="overflow" vert="horz" wrap="square" lIns="91440" tIns="45720" rIns="91440" bIns="45720" numCol="1" spcCol="0" rtlCol="0" fromWordArt="0" anchor="ctr" anchorCtr="0" forceAA="0" compatLnSpc="1">
-                            <a:prstTxWarp prst="textNoShape">
-                              <a:avLst/>
-                            </a:prstTxWarp>
-                            <a:noAutofit/>
-                          </wps:bodyPr>
-                        </wps:wsp>
-                        <wps:wsp>
-                          <wps:cNvPr id="1126945837" name="Rectangle 10"/>
-                          <wps:cNvSpPr/>
-                          <wps:spPr>
-                            <a:xfrm>
-                              <a:off x="1576258" y="0"/>
-                              <a:ext cx="155775" cy="157028"/>
-                            </a:xfrm>
-                            <a:prstGeom prst="rect">
-                              <a:avLst/>
-                            </a:prstGeom>
-                            <a:solidFill>
-                              <a:schemeClr val="accent2"/>
-                            </a:solidFill>
-                            <a:ln>
-                              <a:noFill/>
-                            </a:ln>
-                          </wps:spPr>
-                          <wps:style>
-                            <a:lnRef idx="2">
-                              <a:schemeClr val="accent1">
-                                <a:shade val="15000"/>
-                              </a:schemeClr>
-                            </a:lnRef>
-                            <a:fillRef idx="1">
-                              <a:schemeClr val="accent1"/>
-                            </a:fillRef>
-                            <a:effectRef idx="0">
-                              <a:schemeClr val="accent1"/>
-                            </a:effectRef>
-                            <a:fontRef idx="minor">
-                              <a:schemeClr val="lt1"/>
-                            </a:fontRef>
-                          </wps:style>
-                          <wps:bodyPr rot="0" spcFirstLastPara="0" vertOverflow="overflow" horzOverflow="overflow" vert="horz" wrap="square" lIns="91440" tIns="45720" rIns="91440" bIns="45720" numCol="1" spcCol="0" rtlCol="0" fromWordArt="0" anchor="ctr" anchorCtr="0" forceAA="0" compatLnSpc="1">
-                            <a:prstTxWarp prst="textNoShape">
-                              <a:avLst/>
-                            </a:prstTxWarp>
-                            <a:noAutofit/>
-                          </wps:bodyPr>
-                        </wps:wsp>
-                      </wpg:grpSp>
-                      <wps:wsp>
-                        <wps:cNvPr id="1534210280" name="Straight Arrow Connector 11"/>
-                        <wps:cNvCnPr/>
-                        <wps:spPr>
-                          <a:xfrm flipH="1">
-                            <a:off x="3597639" y="693087"/>
-                            <a:ext cx="1153056" cy="0"/>
-                          </a:xfrm>
-                          <a:prstGeom prst="straightConnector1">
-                            <a:avLst/>
-                          </a:prstGeom>
-                          <a:ln w="28575">
-                            <a:tailEnd type="triangle"/>
-                          </a:ln>
-                        </wps:spPr>
-                        <wps:style>
-                          <a:lnRef idx="1">
-                            <a:schemeClr val="accent2"/>
-                          </a:lnRef>
-                          <a:fillRef idx="0">
-                            <a:schemeClr val="accent2"/>
-                          </a:fillRef>
-                          <a:effectRef idx="0">
-                            <a:schemeClr val="accent2"/>
-                          </a:effectRef>
-                          <a:fontRef idx="minor">
-                            <a:schemeClr val="tx1"/>
-                          </a:fontRef>
-                        </wps:style>
-                        <wps:bodyPr/>
-                      </wps:wsp>
-                      <wps:wsp>
-                        <wps:cNvPr id="2007241926" name="Straight Arrow Connector 12"/>
-                        <wps:cNvCnPr/>
-                        <wps:spPr>
-                          <a:xfrm>
-                            <a:off x="5774752" y="1401581"/>
-                            <a:ext cx="0" cy="337747"/>
-                          </a:xfrm>
-                          <a:prstGeom prst="straightConnector1">
-                            <a:avLst/>
-                          </a:prstGeom>
-                          <a:ln w="28575">
-                            <a:tailEnd type="triangle"/>
-                          </a:ln>
-                        </wps:spPr>
-                        <wps:style>
-                          <a:lnRef idx="1">
-                            <a:schemeClr val="accent2"/>
-                          </a:lnRef>
-                          <a:fillRef idx="0">
-                            <a:schemeClr val="accent2"/>
-                          </a:fillRef>
-                          <a:effectRef idx="0">
-                            <a:schemeClr val="accent2"/>
-                          </a:effectRef>
-                          <a:fontRef idx="minor">
-                            <a:schemeClr val="tx1"/>
-                          </a:fontRef>
-                        </wps:style>
-                        <wps:bodyPr/>
-                      </wps:wsp>
-                      <pic:pic xmlns:pic="http://schemas.openxmlformats.org/drawingml/2006/picture">
-                        <pic:nvPicPr>
-                          <pic:cNvPr id="120988396" name="Picture 17" descr="A screenshot of a phone&#10;&#10;AI-generated content may be incorrect."/>
-                          <pic:cNvPicPr>
-                            <a:picLocks noChangeAspect="1"/>
-                          </pic:cNvPicPr>
-                        </pic:nvPicPr>
-                        <pic:blipFill>
-                          <a:blip r:embed="rId10">
-                            <a:extLst>
-                              <a:ext uri="{28A0092B-C50C-407E-A947-70E740481C1C}">
-                                <a14:useLocalDpi xmlns:a14="http://schemas.microsoft.com/office/drawing/2010/main" val="0"/>
-                              </a:ext>
-                            </a:extLst>
-                          </a:blip>
-                          <a:stretch>
-                            <a:fillRect/>
-                          </a:stretch>
-                        </pic:blipFill>
-                        <pic:spPr>
-                          <a:xfrm>
-                            <a:off x="0" y="1948722"/>
-                            <a:ext cx="2120900" cy="1026795"/>
-                          </a:xfrm>
-                          <a:prstGeom prst="rect">
-                            <a:avLst/>
-                          </a:prstGeom>
-                        </pic:spPr>
-                      </pic:pic>
-                      <pic:pic xmlns:pic="http://schemas.openxmlformats.org/drawingml/2006/picture">
-                        <pic:nvPicPr>
-                          <pic:cNvPr id="347891912" name="Picture 16" descr="A screenshot of a computer&#10;&#10;AI-generated content may be incorrect."/>
-                          <pic:cNvPicPr>
-                            <a:picLocks noChangeAspect="1"/>
-                          </pic:cNvPicPr>
-                        </pic:nvPicPr>
-                        <pic:blipFill>
-                          <a:blip r:embed="rId11">
-                            <a:extLst>
-                              <a:ext uri="{28A0092B-C50C-407E-A947-70E740481C1C}">
-                                <a14:useLocalDpi xmlns:a14="http://schemas.microsoft.com/office/drawing/2010/main" val="0"/>
-                              </a:ext>
-                            </a:extLst>
-                          </a:blip>
-                          <a:stretch>
-                            <a:fillRect/>
-                          </a:stretch>
-                        </pic:blipFill>
-                        <pic:spPr>
-                          <a:xfrm>
-                            <a:off x="2263515" y="1956217"/>
-                            <a:ext cx="2098040" cy="1450340"/>
-                          </a:xfrm>
-                          <a:prstGeom prst="rect">
-                            <a:avLst/>
-                          </a:prstGeom>
-                        </pic:spPr>
-                      </pic:pic>
-                      <pic:pic xmlns:pic="http://schemas.openxmlformats.org/drawingml/2006/picture">
-                        <pic:nvPicPr>
-                          <pic:cNvPr id="213154017" name="Picture 15" descr="A screenshot of a graph&#10;&#10;AI-generated content may be incorrect."/>
-                          <pic:cNvPicPr>
-                            <a:picLocks noChangeAspect="1"/>
-                          </pic:cNvPicPr>
-                        </pic:nvPicPr>
-                        <pic:blipFill>
-                          <a:blip r:embed="rId12">
-                            <a:extLst>
-                              <a:ext uri="{28A0092B-C50C-407E-A947-70E740481C1C}">
-                                <a14:useLocalDpi xmlns:a14="http://schemas.microsoft.com/office/drawing/2010/main" val="0"/>
-                              </a:ext>
-                            </a:extLst>
-                          </a:blip>
-                          <a:stretch>
-                            <a:fillRect/>
-                          </a:stretch>
-                        </pic:blipFill>
-                        <pic:spPr>
-                          <a:xfrm>
-                            <a:off x="794479" y="0"/>
-                            <a:ext cx="2765425" cy="1186180"/>
-                          </a:xfrm>
-                          <a:prstGeom prst="rect">
-                            <a:avLst/>
-                          </a:prstGeom>
-                        </pic:spPr>
-                      </pic:pic>
-                      <pic:pic xmlns:pic="http://schemas.openxmlformats.org/drawingml/2006/picture">
-                        <pic:nvPicPr>
-                          <pic:cNvPr id="1737604702" name="Picture 14" descr="A screenshot of a computer&#10;&#10;AI-generated content may be incorrect."/>
-                          <pic:cNvPicPr>
-                            <a:picLocks noChangeAspect="1"/>
-                          </pic:cNvPicPr>
-                        </pic:nvPicPr>
-                        <pic:blipFill>
-                          <a:blip r:embed="rId13">
-                            <a:extLst>
-                              <a:ext uri="{28A0092B-C50C-407E-A947-70E740481C1C}">
-                                <a14:useLocalDpi xmlns:a14="http://schemas.microsoft.com/office/drawing/2010/main" val="0"/>
-                              </a:ext>
-                            </a:extLst>
-                          </a:blip>
-                          <a:stretch>
-                            <a:fillRect/>
-                          </a:stretch>
-                        </pic:blipFill>
-                        <pic:spPr>
-                          <a:xfrm>
-                            <a:off x="4826833" y="82446"/>
-                            <a:ext cx="1816100" cy="1226820"/>
-                          </a:xfrm>
-                          <a:prstGeom prst="rect">
-                            <a:avLst/>
-                          </a:prstGeom>
-                        </pic:spPr>
-                      </pic:pic>
-                    </wpg:wgp>
-                  </a:graphicData>
-                </a:graphic>
-              </wp:anchor>
-            </w:drawing>
-          </mc:Choice>
-          <mc:Fallback>
-            <w:pict>
-              <v:group w14:anchorId="04D10D49" id="Group 19" o:spid="_x0000_s1026" style="position:absolute;margin-left:-44.4pt;margin-top:24pt;width:523.2pt;height:268.25pt;z-index:251674624" coordsize="66445,34065" o:gfxdata="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">
-                <v:shapetype id="_x0000_t75" coordsize="21600,21600" o:spt="75" o:preferrelative="t" path="m@4@5l@4@11@9@11@9@5xe" filled="f" stroked="f">
-                  <v:stroke joinstyle="miter"/>
-                  <v:formulas>
-                    <v:f eqn="if lineDrawn pixelLineWidth 0"/>
-                    <v:f eqn="sum @0 1 0"/>
-                    <v:f eqn="sum 0 0 @1"/>
-                    <v:f eqn="prod @2 1 2"/>
-                    <v:f eqn="prod @3 21600 pixelWidth"/>
-                    <v:f eqn="prod @3 21600 pixelHeight"/>
-                    <v:f eqn="sum @0 0 1"/>
-                    <v:f eqn="prod @6 1 2"/>
-                    <v:f eqn="prod @7 21600 pixelWidth"/>
-                    <v:f eqn="sum @8 21600 0"/>
-                    <v:f eqn="prod @7 21600 pixelHeight"/>
-                    <v:f eqn="sum @10 21600 0"/>
-                  </v:formulas>
-                  <v:path o:extrusionok="f" gradientshapeok="t" o:connecttype="rect"/>
-                  <o:lock v:ext="edit" aspectratio="t"/>
-                </v:shapetype>
-                <v:shape id="Picture 5" o:spid="_x0000_s1027" type="#_x0000_t75" alt="A close up of a file&#10;&#10;AI-generated content may be incorrect." style="position:absolute;left:48418;top:17988;width:18027;height:4267;visibility:visible;mso-wrap-style:square" o:gfxdata="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">
-                  <v:imagedata r:id="rId14" o:title="A close up of a file&#10;&#10;AI-generated content may be incorrect"/>
-                </v:shape>
-                <v:group id="Group 18" o:spid="_x0000_s1028" style="position:absolute;left:10470;top:12441;width:22268;height:5979" coordsize="22268,5978" o:gfxdata="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">
-                  <v:line id="Straight Connector 6" o:spid="_x0000_s1029" style="position:absolute;flip:y;visibility:visible;mso-wrap-style:square" from="0,951" to="4964,5978" o:connectortype="straight" o:gfxdata="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" strokecolor="#e97132 [3205]" strokeweight="2.25pt">
-                    <v:stroke joinstyle="miter"/>
-                  </v:line>
-                  <v:line id="Straight Connector 7" o:spid="_x0000_s1030" style="position:absolute;flip:x y;visibility:visible;mso-wrap-style:square" from="16714,951" to="22268,5975" o:connectortype="straight" o:gfxdata="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" strokecolor="#e97132 [3205]" strokeweight="2.25pt">
-                    <v:stroke joinstyle="miter"/>
-                  </v:line>
-                  <v:rect id="Rectangle 10" o:spid="_x0000_s1031" style="position:absolute;left:3695;top:674;width:1558;height:1570;visibility:visible;mso-wrap-style:square;v-text-anchor:middle" o:gfxdata="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" fillcolor="#e97132 [3205]" stroked="f" strokeweight="1pt"/>
-                  <v:rect id="Rectangle 10" o:spid="_x0000_s1032" style="position:absolute;left:15762;width:1558;height:1570;visibility:visible;mso-wrap-style:square;v-text-anchor:middle" o:gfxdata="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" fillcolor="#e97132 [3205]" stroked="f" strokeweight="1pt"/>
-                </v:group>
-                <v:shapetype id="_x0000_t32" coordsize="21600,21600" o:spt="32" o:oned="t" path="m,l21600,21600e" filled="f">
-                  <v:path arrowok="t" fillok="f" o:connecttype="none"/>
-                  <o:lock v:ext="edit" shapetype="t"/>
-                </v:shapetype>
-                <v:shape id="Straight Arrow Connector 11" o:spid="_x0000_s1033" type="#_x0000_t32" style="position:absolute;left:35976;top:6930;width:11530;height:0;flip:x;visibility:visible;mso-wrap-style:square" o:connectortype="straight" o:gfxdata="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" strokecolor="#e97132 [3205]" strokeweight="2.25pt">
-                  <v:stroke endarrow="block" joinstyle="miter"/>
-                </v:shape>
-                <v:shape id="Straight Arrow Connector 12" o:spid="_x0000_s1034" type="#_x0000_t32" style="position:absolute;left:57747;top:14015;width:0;height:3378;visibility:visible;mso-wrap-style:square" o:connectortype="straight" o:gfxdata="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" strokecolor="#e97132 [3205]" strokeweight="2.25pt">
-                  <v:stroke endarrow="block" joinstyle="miter"/>
-                </v:shape>
-                <v:shape id="Picture 17" o:spid="_x0000_s1035" type="#_x0000_t75" alt="A screenshot of a phone&#10;&#10;AI-generated content may be incorrect." style="position:absolute;top:19487;width:21209;height:10268;visibility:visible;mso-wrap-style:square" o:gfxdata="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">
-                  <v:imagedata r:id="rId15" o:title="A screenshot of a phone&#10;&#10;AI-generated content may be incorrect"/>
-                </v:shape>
-                <v:shape id="Picture 16" o:spid="_x0000_s1036" type="#_x0000_t75" alt="A screenshot of a computer&#10;&#10;AI-generated content may be incorrect." style="position:absolute;left:22635;top:19562;width:20980;height:14503;visibility:visible;mso-wrap-style:square" o:gfxdata="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">
-                  <v:imagedata r:id="rId16" o:title="A screenshot of a computer&#10;&#10;AI-generated content may be incorrect"/>
-                </v:shape>
-                <v:shape id="Picture 15" o:spid="_x0000_s1037" type="#_x0000_t75" alt="A screenshot of a graph&#10;&#10;AI-generated content may be incorrect." style="position:absolute;left:7944;width:27655;height:11861;visibility:visible;mso-wrap-style:square" o:gfxdata="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">
-                  <v:imagedata r:id="rId17" o:title="A screenshot of a graph&#10;&#10;AI-generated content may be incorrect"/>
-                </v:shape>
-                <v:shape id="Picture 14" o:spid="_x0000_s1038" type="#_x0000_t75" alt="A screenshot of a computer&#10;&#10;AI-generated content may be incorrect." style="position:absolute;left:48268;top:824;width:18161;height:12268;visibility:visible;mso-wrap-style:square" o:gfxdata="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">
-                  <v:imagedata r:id="rId18" o:title="A screenshot of a computer&#10;&#10;AI-generated content may be incorrect"/>
-                </v:shape>
-              </v:group>
-            </w:pict>
-          </mc:Fallback>
-        </mc:AlternateContent>
+        <w:t>Terv:</w:t>
       </w:r>
       <w:r>
         <w:rPr>
@@ -1895,253 +1512,7 @@
           <w:szCs w:val="32"/>
           <w:lang w:val="hu-HU"/>
         </w:rPr>
-        <w:t>Terv:</w:t>
-      </w:r>
-    </w:p>
-    <w:p>
-      <w:pPr>
-        <w:widowControl w:val="0"/>
-        <w:rPr>
-          <w:rFonts w:ascii="Arial" w:hAnsi="Arial" w:cs="Arial"/>
-          <w:color w:val="800000"/>
-          <w:sz w:val="32"/>
-          <w:szCs w:val="32"/>
-          <w:lang w:val="hu-HU"/>
-        </w:rPr>
-      </w:pPr>
-    </w:p>
-    <w:p>
-      <w:pPr>
-        <w:widowControl w:val="0"/>
-        <w:rPr>
-          <w:rFonts w:ascii="Arial" w:hAnsi="Arial" w:cs="Arial"/>
-          <w:color w:val="800000"/>
-          <w:sz w:val="32"/>
-          <w:szCs w:val="32"/>
-          <w:lang w:val="hu-HU"/>
-        </w:rPr>
-      </w:pPr>
-    </w:p>
-    <w:p>
-      <w:pPr>
-        <w:widowControl w:val="0"/>
-        <w:rPr>
-          <w:rFonts w:ascii="Arial" w:hAnsi="Arial" w:cs="Arial"/>
-          <w:color w:val="800000"/>
-          <w:sz w:val="32"/>
-          <w:szCs w:val="32"/>
-          <w:lang w:val="hu-HU"/>
-        </w:rPr>
-      </w:pPr>
-    </w:p>
-    <w:p>
-      <w:pPr>
-        <w:widowControl w:val="0"/>
-        <w:rPr>
-          <w:rFonts w:ascii="Arial" w:hAnsi="Arial" w:cs="Arial"/>
-          <w:color w:val="800000"/>
-          <w:sz w:val="32"/>
-          <w:szCs w:val="32"/>
-          <w:lang w:val="hu-HU"/>
-        </w:rPr>
-      </w:pPr>
-    </w:p>
-    <w:p>
-      <w:pPr>
-        <w:widowControl w:val="0"/>
-        <w:rPr>
-          <w:rFonts w:ascii="Arial" w:hAnsi="Arial" w:cs="Arial"/>
-          <w:color w:val="800000"/>
-          <w:sz w:val="32"/>
-          <w:szCs w:val="32"/>
-          <w:lang w:val="hu-HU"/>
-        </w:rPr>
-      </w:pPr>
-    </w:p>
-    <w:p>
-      <w:pPr>
-        <w:widowControl w:val="0"/>
-        <w:rPr>
-          <w:rFonts w:ascii="Arial" w:hAnsi="Arial" w:cs="Arial"/>
-          <w:color w:val="800000"/>
-          <w:sz w:val="32"/>
-          <w:szCs w:val="32"/>
-          <w:lang w:val="hu-HU"/>
-        </w:rPr>
-      </w:pPr>
-    </w:p>
-    <w:p>
-      <w:pPr>
-        <w:widowControl w:val="0"/>
-        <w:rPr>
-          <w:rFonts w:ascii="Arial" w:hAnsi="Arial" w:cs="Arial"/>
-          <w:color w:val="800000"/>
-          <w:sz w:val="32"/>
-          <w:szCs w:val="32"/>
-          <w:lang w:val="hu-HU"/>
-        </w:rPr>
-      </w:pPr>
-    </w:p>
-    <w:p>
-      <w:pPr>
-        <w:widowControl w:val="0"/>
-        <w:rPr>
-          <w:rFonts w:ascii="Arial" w:hAnsi="Arial" w:cs="Arial"/>
-          <w:color w:val="800000"/>
-          <w:sz w:val="32"/>
-          <w:szCs w:val="32"/>
-          <w:lang w:val="hu-HU"/>
-        </w:rPr>
-      </w:pPr>
-    </w:p>
-    <w:p>
-      <w:pPr>
-        <w:widowControl w:val="0"/>
-        <w:rPr>
-          <w:rFonts w:ascii="Arial" w:hAnsi="Arial" w:cs="Arial"/>
-          <w:color w:val="800000"/>
-          <w:sz w:val="32"/>
-          <w:szCs w:val="32"/>
-          <w:lang w:val="hu-HU"/>
-        </w:rPr>
-      </w:pPr>
-    </w:p>
-    <w:p>
-      <w:pPr>
-        <w:widowControl w:val="0"/>
-        <w:rPr>
-          <w:rFonts w:ascii="Arial" w:hAnsi="Arial" w:cs="Arial"/>
-          <w:color w:val="800000"/>
-          <w:sz w:val="32"/>
-          <w:szCs w:val="32"/>
-          <w:lang w:val="hu-HU"/>
-        </w:rPr>
-      </w:pPr>
-      <w:r>
-        <w:rPr>
-          <w:rFonts w:ascii="Arial" w:hAnsi="Arial" w:cs="Arial"/>
-          <w:color w:val="800000"/>
-          <w:sz w:val="32"/>
-          <w:szCs w:val="32"/>
-          <w:lang w:val="hu-HU"/>
-        </w:rPr>
-        <w:t xml:space="preserve">                                                                           </w:t>
-      </w:r>
-      <w:r>
-        <w:rPr>
-          <w:rFonts w:ascii="Arial" w:hAnsi="Arial" w:cs="Arial"/>
-          <w:color w:val="800000"/>
-          <w:sz w:val="32"/>
-          <w:szCs w:val="32"/>
-          <w:lang w:val="hu-HU"/>
-        </w:rPr>
-        <w:t>(# a</w:t>
-      </w:r>
-      <w:r>
-        <w:rPr>
-          <w:rFonts w:ascii="Arial" w:hAnsi="Arial" w:cs="Arial"/>
-          <w:color w:val="800000"/>
-          <w:sz w:val="32"/>
-          <w:szCs w:val="32"/>
-          <w:lang w:val="hu-HU"/>
-        </w:rPr>
-        <w:t xml:space="preserve"> </w:t>
-      </w:r>
-      <w:r>
-        <w:rPr>
-          <w:rFonts w:ascii="Arial" w:hAnsi="Arial" w:cs="Arial"/>
-          <w:color w:val="800000"/>
-          <w:sz w:val="32"/>
-          <w:szCs w:val="32"/>
-          <w:lang w:val="hu-HU"/>
-        </w:rPr>
-        <w:t>privát típus</w:t>
-      </w:r>
-      <w:r>
-        <w:rPr>
-          <w:rFonts w:ascii="Arial" w:hAnsi="Arial" w:cs="Arial"/>
-          <w:color w:val="800000"/>
-          <w:sz w:val="32"/>
-          <w:szCs w:val="32"/>
-          <w:lang w:val="hu-HU"/>
-        </w:rPr>
-        <w:t xml:space="preserve">, kivéve </w:t>
-      </w:r>
-      <w:proofErr w:type="spellStart"/>
-      <w:r>
-        <w:rPr>
-          <w:rFonts w:ascii="Arial" w:hAnsi="Arial" w:cs="Arial"/>
-          <w:color w:val="800000"/>
-          <w:sz w:val="32"/>
-          <w:szCs w:val="32"/>
-          <w:lang w:val="hu-HU"/>
-        </w:rPr>
-        <w:t>loadData</w:t>
-      </w:r>
-      <w:proofErr w:type="spellEnd"/>
-      <w:r>
-        <w:rPr>
-          <w:rFonts w:ascii="Arial" w:hAnsi="Arial" w:cs="Arial"/>
-          <w:color w:val="800000"/>
-          <w:sz w:val="32"/>
-          <w:szCs w:val="32"/>
-          <w:lang w:val="hu-HU"/>
-        </w:rPr>
-        <w:t xml:space="preserve">, </w:t>
-      </w:r>
-      <w:proofErr w:type="spellStart"/>
-      <w:r>
-        <w:rPr>
-          <w:rFonts w:ascii="Arial" w:hAnsi="Arial" w:cs="Arial"/>
-          <w:color w:val="800000"/>
-          <w:sz w:val="32"/>
-          <w:szCs w:val="32"/>
-          <w:lang w:val="hu-HU"/>
-        </w:rPr>
-        <w:t>saveData</w:t>
-      </w:r>
-      <w:proofErr w:type="spellEnd"/>
-      <w:r>
-        <w:rPr>
-          <w:rFonts w:ascii="Arial" w:hAnsi="Arial" w:cs="Arial"/>
-          <w:color w:val="800000"/>
-          <w:sz w:val="32"/>
-          <w:szCs w:val="32"/>
-          <w:lang w:val="hu-HU"/>
-        </w:rPr>
-        <w:t xml:space="preserve">, </w:t>
-      </w:r>
-      <w:proofErr w:type="spellStart"/>
-      <w:r>
-        <w:rPr>
-          <w:rFonts w:ascii="Arial" w:hAnsi="Arial" w:cs="Arial"/>
-          <w:color w:val="800000"/>
-          <w:sz w:val="32"/>
-          <w:szCs w:val="32"/>
-          <w:lang w:val="hu-HU"/>
-        </w:rPr>
-        <w:t>FindPath</w:t>
-      </w:r>
-      <w:proofErr w:type="spellEnd"/>
-      <w:r>
-        <w:rPr>
-          <w:rFonts w:ascii="Arial" w:hAnsi="Arial" w:cs="Arial"/>
-          <w:color w:val="800000"/>
-          <w:sz w:val="32"/>
-          <w:szCs w:val="32"/>
-          <w:lang w:val="hu-HU"/>
-        </w:rPr>
-        <w:t xml:space="preserve"> ami public </w:t>
-      </w:r>
-      <w:r>
-        <w:rPr>
-          <w:rFonts w:ascii="Arial" w:hAnsi="Arial" w:cs="Arial"/>
-          <w:color w:val="800000"/>
-          <w:sz w:val="32"/>
-          <w:szCs w:val="32"/>
-          <w:lang w:val="hu-HU"/>
-        </w:rPr>
-        <w:t>)</w:t>
+        <w:t xml:space="preserve">                   </w:t>
       </w:r>
     </w:p>
     <w:p>
@@ -2494,8 +1865,8 @@
       </w:pPr>
     </w:p>
     <w:sectPr>
-      <w:footerReference w:type="even" r:id="rId19"/>
-      <w:footerReference w:type="default" r:id="rId20"/>
+      <w:footerReference w:type="even" r:id="rId10"/>
+      <w:footerReference w:type="default" r:id="rId11"/>
       <w:pgSz w:w="11906" w:h="16838"/>
       <w:pgMar w:top="1440" w:right="1440" w:bottom="1440" w:left="1440" w:header="708" w:footer="708" w:gutter="0"/>
       <w:cols w:space="708"/>

--- a/Dokumentáció/Dokumentáció.docx
+++ b/Dokumentáció/Dokumentáció.docx
@@ -883,7 +883,7 @@
           <w:color w:val="000000" w:themeColor="text1"/>
           <w:lang w:val="hu-HU"/>
         </w:rPr>
-        <w:t>txt-ből</w:t>
+        <w:t>txt</w:t>
       </w:r>
       <w:proofErr w:type="spellEnd"/>
       <w:r>
@@ -892,7 +892,7 @@
           <w:color w:val="000000" w:themeColor="text1"/>
           <w:lang w:val="hu-HU"/>
         </w:rPr>
-        <w:t xml:space="preserve"> a térkép gráfját és eltárolja, amikor hozzáadunk új utakat azzal kibővíti ezt a listát és a program bezárásakor elmenti az új vagy megmaradt listát a </w:t>
+        <w:t xml:space="preserve">-ből a térkép gráfját és eltárolja, amikor hozzáadunk új utakat azzal kibővíti ezt a listát és a program bezárásakor elmenti az új vagy megmaradt listát a </w:t>
       </w:r>
       <w:proofErr w:type="spellStart"/>
       <w:r>
@@ -1116,25 +1116,7 @@
           <w:color w:val="000000" w:themeColor="text1"/>
           <w:lang w:val="hu-HU"/>
         </w:rPr>
-        <w:t>(pl.: Leggyorsabb útvonal x-</w:t>
-      </w:r>
-      <w:proofErr w:type="spellStart"/>
-      <w:r>
-        <w:rPr>
-          <w:rFonts w:ascii="Arial" w:hAnsi="Arial" w:cs="Arial"/>
-          <w:color w:val="000000" w:themeColor="text1"/>
-          <w:lang w:val="hu-HU"/>
-        </w:rPr>
-        <w:t>ből</w:t>
-      </w:r>
-      <w:proofErr w:type="spellEnd"/>
-      <w:r>
-        <w:rPr>
-          <w:rFonts w:ascii="Arial" w:hAnsi="Arial" w:cs="Arial"/>
-          <w:color w:val="000000" w:themeColor="text1"/>
-          <w:lang w:val="hu-HU"/>
-        </w:rPr>
-        <w:t xml:space="preserve"> y-</w:t>
+        <w:t>(pl.: Leggyorsabb útvonal x-ből y-</w:t>
       </w:r>
       <w:proofErr w:type="spellStart"/>
       <w:r>
@@ -1417,21 +1399,24 @@
     </w:p>
     <w:p>
       <w:pPr>
-        <w:rPr>
-          <w:rFonts w:ascii="Arial" w:hAnsi="Arial" w:cs="Arial"/>
-          <w:color w:val="000000" w:themeColor="text1"/>
-          <w:lang w:val="hu-HU"/>
-        </w:rPr>
-      </w:pPr>
-      <w:r>
-        <w:rPr>
-          <w:rFonts w:ascii="Arial" w:hAnsi="Arial" w:cs="Arial"/>
-          <w:noProof/>
-          <w:color w:val="000000" w:themeColor="text1"/>
-          <w:lang w:val="hu-HU"/>
-        </w:rPr>
+        <w:pageBreakBefore/>
+        <w:rPr>
+          <w:rFonts w:ascii="Arial" w:hAnsi="Arial" w:cs="Arial"/>
+          <w:color w:val="C00000"/>
+          <w:lang w:val="hu-HU"/>
+        </w:rPr>
+      </w:pPr>
+      <w:r>
+        <w:rPr>
+          <w:rFonts w:ascii="Arial" w:hAnsi="Arial" w:cs="Arial"/>
+          <w:color w:val="800000"/>
+          <w:sz w:val="32"/>
+          <w:szCs w:val="32"/>
+          <w:lang w:val="hu-HU"/>
+        </w:rPr>
+        <w:lastRenderedPageBreak/>
         <w:drawing>
-          <wp:anchor distT="0" distB="0" distL="114300" distR="114300" simplePos="0" relativeHeight="251658240" behindDoc="1" locked="0" layoutInCell="1" allowOverlap="1" wp14:anchorId="30AA154F" wp14:editId="5FEDF72A">
+          <wp:anchor distT="0" distB="0" distL="114300" distR="114300" simplePos="0" relativeHeight="251658240" behindDoc="1" locked="0" layoutInCell="1" allowOverlap="1" wp14:anchorId="30AA154F" wp14:editId="3EFC8584">
             <wp:simplePos x="0" y="0"/>
             <wp:positionH relativeFrom="column">
               <wp:posOffset>-913766</wp:posOffset>
@@ -1504,7 +1489,347 @@
         </w:rPr>
         <w:t>Terv:</w:t>
       </w:r>
-      <w:r>
+    </w:p>
+    <w:p>
+      <w:pPr>
+        <w:pStyle w:val="ListParagraph"/>
+        <w:widowControl w:val="0"/>
+        <w:numPr>
+          <w:ilvl w:val="0"/>
+          <w:numId w:val="1"/>
+        </w:numPr>
+        <w:ind w:left="714" w:hanging="357"/>
+        <w:rPr>
+          <w:rFonts w:ascii="Arial" w:hAnsi="Arial" w:cs="Arial"/>
+          <w:color w:val="000000" w:themeColor="text1"/>
+          <w:lang w:val="hu-HU"/>
+        </w:rPr>
+      </w:pPr>
+      <w:r>
+        <w:rPr>
+          <w:rFonts w:ascii="Arial" w:hAnsi="Arial" w:cs="Arial"/>
+          <w:color w:val="000000" w:themeColor="text1"/>
+          <w:lang w:val="hu-HU"/>
+        </w:rPr>
+        <w:t xml:space="preserve">A program egy main programban kezdődik, ami létrehoz egy </w:t>
+      </w:r>
+      <w:proofErr w:type="spellStart"/>
+      <w:r>
+        <w:rPr>
+          <w:rFonts w:ascii="Arial" w:hAnsi="Arial" w:cs="Arial"/>
+          <w:color w:val="000000" w:themeColor="text1"/>
+          <w:lang w:val="hu-HU"/>
+        </w:rPr>
+        <w:t>plannert</w:t>
+      </w:r>
+      <w:proofErr w:type="spellEnd"/>
+      <w:r>
+        <w:rPr>
+          <w:rFonts w:ascii="Arial" w:hAnsi="Arial" w:cs="Arial"/>
+          <w:color w:val="000000" w:themeColor="text1"/>
+          <w:lang w:val="hu-HU"/>
+        </w:rPr>
+        <w:t xml:space="preserve"> és benne fut a menü egy </w:t>
+      </w:r>
+      <w:proofErr w:type="spellStart"/>
+      <w:r>
+        <w:rPr>
+          <w:rFonts w:ascii="Arial" w:hAnsi="Arial" w:cs="Arial"/>
+          <w:color w:val="000000" w:themeColor="text1"/>
+          <w:lang w:val="hu-HU"/>
+        </w:rPr>
+        <w:t>while</w:t>
+      </w:r>
+      <w:proofErr w:type="spellEnd"/>
+      <w:r>
+        <w:rPr>
+          <w:rFonts w:ascii="Arial" w:hAnsi="Arial" w:cs="Arial"/>
+          <w:color w:val="000000" w:themeColor="text1"/>
+          <w:lang w:val="hu-HU"/>
+        </w:rPr>
+        <w:t xml:space="preserve"> ciklusban. Innen tudja a felhasználó input megadásával belépni a program funkciójába.</w:t>
+      </w:r>
+    </w:p>
+    <w:p>
+      <w:pPr>
+        <w:pStyle w:val="ListParagraph"/>
+        <w:widowControl w:val="0"/>
+        <w:numPr>
+          <w:ilvl w:val="0"/>
+          <w:numId w:val="1"/>
+        </w:numPr>
+        <w:rPr>
+          <w:rFonts w:ascii="Arial" w:hAnsi="Arial" w:cs="Arial"/>
+          <w:color w:val="000000" w:themeColor="text1"/>
+          <w:lang w:val="hu-HU"/>
+        </w:rPr>
+      </w:pPr>
+      <w:r>
+        <w:rPr>
+          <w:rFonts w:ascii="Arial" w:hAnsi="Arial" w:cs="Arial"/>
+          <w:color w:val="000000" w:themeColor="text1"/>
+          <w:lang w:val="hu-HU"/>
+        </w:rPr>
+        <w:t xml:space="preserve">A program a </w:t>
+      </w:r>
+      <w:proofErr w:type="spellStart"/>
+      <w:proofErr w:type="gramStart"/>
+      <w:r>
+        <w:rPr>
+          <w:rFonts w:ascii="Arial" w:hAnsi="Arial" w:cs="Arial"/>
+          <w:color w:val="000000" w:themeColor="text1"/>
+          <w:lang w:val="hu-HU"/>
+        </w:rPr>
+        <w:t>Graph</w:t>
+      </w:r>
+      <w:proofErr w:type="spellEnd"/>
+      <w:r>
+        <w:rPr>
+          <w:rFonts w:ascii="Arial" w:hAnsi="Arial" w:cs="Arial"/>
+          <w:color w:val="000000" w:themeColor="text1"/>
+          <w:lang w:val="hu-HU"/>
+        </w:rPr>
+        <w:t>::</w:t>
+      </w:r>
+      <w:proofErr w:type="spellStart"/>
+      <w:r>
+        <w:rPr>
+          <w:rFonts w:ascii="Arial" w:hAnsi="Arial" w:cs="Arial"/>
+          <w:color w:val="000000" w:themeColor="text1"/>
+          <w:lang w:val="hu-HU"/>
+        </w:rPr>
+        <w:t>findPathI</w:t>
+      </w:r>
+      <w:proofErr w:type="spellEnd"/>
+      <w:r>
+        <w:rPr>
+          <w:rFonts w:ascii="Arial" w:hAnsi="Arial" w:cs="Arial"/>
+          <w:color w:val="000000" w:themeColor="text1"/>
+          <w:lang w:val="hu-HU"/>
+        </w:rPr>
+        <w:t>(</w:t>
+      </w:r>
+      <w:proofErr w:type="gramEnd"/>
+      <w:r>
+        <w:rPr>
+          <w:rFonts w:ascii="Arial" w:hAnsi="Arial" w:cs="Arial"/>
+          <w:color w:val="000000" w:themeColor="text1"/>
+          <w:lang w:val="hu-HU"/>
+        </w:rPr>
+        <w:t xml:space="preserve">) függvényben egy Dijkstra algoritmussal keresi a legrövidebb utat a megadott két pont között. </w:t>
+      </w:r>
+    </w:p>
+    <w:p>
+      <w:pPr>
+        <w:pStyle w:val="ListParagraph"/>
+        <w:widowControl w:val="0"/>
+        <w:numPr>
+          <w:ilvl w:val="1"/>
+          <w:numId w:val="1"/>
+        </w:numPr>
+        <w:rPr>
+          <w:rFonts w:ascii="Arial" w:hAnsi="Arial" w:cs="Arial"/>
+          <w:color w:val="000000" w:themeColor="text1"/>
+          <w:lang w:val="hu-HU"/>
+        </w:rPr>
+      </w:pPr>
+      <w:r>
+        <w:rPr>
+          <w:rFonts w:ascii="Arial" w:hAnsi="Arial" w:cs="Arial"/>
+          <w:color w:val="000000" w:themeColor="text1"/>
+          <w:lang w:val="hu-HU"/>
+        </w:rPr>
+        <w:t>Bemenet: két pont.</w:t>
+      </w:r>
+    </w:p>
+    <w:p>
+      <w:pPr>
+        <w:pStyle w:val="ListParagraph"/>
+        <w:widowControl w:val="0"/>
+        <w:numPr>
+          <w:ilvl w:val="1"/>
+          <w:numId w:val="1"/>
+        </w:numPr>
+        <w:rPr>
+          <w:rFonts w:ascii="Arial" w:hAnsi="Arial" w:cs="Arial"/>
+          <w:color w:val="000000" w:themeColor="text1"/>
+          <w:lang w:val="hu-HU"/>
+        </w:rPr>
+      </w:pPr>
+      <w:r>
+        <w:rPr>
+          <w:rFonts w:ascii="Arial" w:hAnsi="Arial" w:cs="Arial"/>
+          <w:color w:val="000000" w:themeColor="text1"/>
+          <w:lang w:val="hu-HU"/>
+        </w:rPr>
+        <w:t>Minden ponthoz végtelen távolságot rendelünk kivéve a kezdőponthoz, ami 0 lesz.</w:t>
+      </w:r>
+    </w:p>
+    <w:p>
+      <w:pPr>
+        <w:pStyle w:val="ListParagraph"/>
+        <w:widowControl w:val="0"/>
+        <w:numPr>
+          <w:ilvl w:val="1"/>
+          <w:numId w:val="1"/>
+        </w:numPr>
+        <w:rPr>
+          <w:rFonts w:ascii="Arial" w:hAnsi="Arial" w:cs="Arial"/>
+          <w:color w:val="000000" w:themeColor="text1"/>
+          <w:lang w:val="hu-HU"/>
+        </w:rPr>
+      </w:pPr>
+      <w:r>
+        <w:rPr>
+          <w:rFonts w:ascii="Arial" w:hAnsi="Arial" w:cs="Arial"/>
+          <w:color w:val="000000" w:themeColor="text1"/>
+          <w:lang w:val="hu-HU"/>
+        </w:rPr>
+        <w:t>Az összes többi pont meglátogatatlannak jelöli a program.</w:t>
+      </w:r>
+    </w:p>
+    <w:p>
+      <w:pPr>
+        <w:pStyle w:val="ListParagraph"/>
+        <w:widowControl w:val="0"/>
+        <w:numPr>
+          <w:ilvl w:val="1"/>
+          <w:numId w:val="1"/>
+        </w:numPr>
+        <w:rPr>
+          <w:rFonts w:ascii="Arial" w:hAnsi="Arial" w:cs="Arial"/>
+          <w:color w:val="000000" w:themeColor="text1"/>
+          <w:lang w:val="hu-HU"/>
+        </w:rPr>
+      </w:pPr>
+      <w:r>
+        <w:rPr>
+          <w:rFonts w:ascii="Arial" w:hAnsi="Arial" w:cs="Arial"/>
+          <w:color w:val="000000" w:themeColor="text1"/>
+          <w:lang w:val="hu-HU"/>
+        </w:rPr>
+        <w:t>A kezdőpontból elérhető pontok közül kiválasztja a legközelebbit.</w:t>
+      </w:r>
+    </w:p>
+    <w:p>
+      <w:pPr>
+        <w:pStyle w:val="ListParagraph"/>
+        <w:widowControl w:val="0"/>
+        <w:numPr>
+          <w:ilvl w:val="2"/>
+          <w:numId w:val="1"/>
+        </w:numPr>
+        <w:rPr>
+          <w:rFonts w:ascii="Arial" w:hAnsi="Arial" w:cs="Arial"/>
+          <w:color w:val="000000" w:themeColor="text1"/>
+          <w:lang w:val="hu-HU"/>
+        </w:rPr>
+      </w:pPr>
+      <w:r>
+        <w:rPr>
+          <w:rFonts w:ascii="Arial" w:hAnsi="Arial" w:cs="Arial"/>
+          <w:color w:val="000000" w:themeColor="text1"/>
+          <w:lang w:val="hu-HU"/>
+        </w:rPr>
+        <w:t>Megnézi az összes szomszédját milyen távol van és kiszámolja a távolságot odáig a kezdőpontból.</w:t>
+      </w:r>
+    </w:p>
+    <w:p>
+      <w:pPr>
+        <w:pStyle w:val="ListParagraph"/>
+        <w:widowControl w:val="0"/>
+        <w:numPr>
+          <w:ilvl w:val="2"/>
+          <w:numId w:val="1"/>
+        </w:numPr>
+        <w:rPr>
+          <w:rFonts w:ascii="Arial" w:hAnsi="Arial" w:cs="Arial"/>
+          <w:color w:val="000000" w:themeColor="text1"/>
+          <w:lang w:val="hu-HU"/>
+        </w:rPr>
+      </w:pPr>
+      <w:r>
+        <w:rPr>
+          <w:rFonts w:ascii="Arial" w:hAnsi="Arial" w:cs="Arial"/>
+          <w:color w:val="000000" w:themeColor="text1"/>
+          <w:lang w:val="hu-HU"/>
+        </w:rPr>
+        <w:t xml:space="preserve">Ha ez a táv kisebb, mint az eddig abba a pontba menő táv akkor átírjuk. </w:t>
+      </w:r>
+    </w:p>
+    <w:p>
+      <w:pPr>
+        <w:pStyle w:val="ListParagraph"/>
+        <w:widowControl w:val="0"/>
+        <w:numPr>
+          <w:ilvl w:val="1"/>
+          <w:numId w:val="1"/>
+        </w:numPr>
+        <w:rPr>
+          <w:rFonts w:ascii="Arial" w:hAnsi="Arial" w:cs="Arial"/>
+          <w:color w:val="000000" w:themeColor="text1"/>
+          <w:lang w:val="hu-HU"/>
+        </w:rPr>
+      </w:pPr>
+      <w:r>
+        <w:rPr>
+          <w:rFonts w:ascii="Arial" w:hAnsi="Arial" w:cs="Arial"/>
+          <w:color w:val="000000" w:themeColor="text1"/>
+          <w:lang w:val="hu-HU"/>
+        </w:rPr>
+        <w:t>Megjelöljük az előbb vizsgált pontot (amiből jött a következő) meglátogatottnak</w:t>
+      </w:r>
+    </w:p>
+    <w:p>
+      <w:pPr>
+        <w:pStyle w:val="ListParagraph"/>
+        <w:widowControl w:val="0"/>
+        <w:numPr>
+          <w:ilvl w:val="1"/>
+          <w:numId w:val="1"/>
+        </w:numPr>
+        <w:rPr>
+          <w:rFonts w:ascii="Arial" w:hAnsi="Arial" w:cs="Arial"/>
+          <w:color w:val="000000" w:themeColor="text1"/>
+          <w:lang w:val="hu-HU"/>
+        </w:rPr>
+      </w:pPr>
+      <w:r>
+        <w:rPr>
+          <w:rFonts w:ascii="Arial" w:hAnsi="Arial" w:cs="Arial"/>
+          <w:color w:val="000000" w:themeColor="text1"/>
+          <w:lang w:val="hu-HU"/>
+        </w:rPr>
+        <w:t>Ezt addig ismételjük amíg el nem érjük a célpontot vagy el nem fogynak a meglátogatható pontok</w:t>
+      </w:r>
+    </w:p>
+    <w:p>
+      <w:pPr>
+        <w:pStyle w:val="ListParagraph"/>
+        <w:widowControl w:val="0"/>
+        <w:numPr>
+          <w:ilvl w:val="1"/>
+          <w:numId w:val="1"/>
+        </w:numPr>
+        <w:rPr>
+          <w:rFonts w:ascii="Arial" w:hAnsi="Arial" w:cs="Arial"/>
+          <w:color w:val="000000" w:themeColor="text1"/>
+          <w:lang w:val="hu-HU"/>
+        </w:rPr>
+      </w:pPr>
+      <w:r>
+        <w:rPr>
+          <w:rFonts w:ascii="Arial" w:hAnsi="Arial" w:cs="Arial"/>
+          <w:color w:val="000000" w:themeColor="text1"/>
+          <w:lang w:val="hu-HU"/>
+        </w:rPr>
+        <w:t>Kimenet: Tömb a pontokból, amin végig kell menni.</w:t>
+      </w:r>
+    </w:p>
+    <w:p>
+      <w:pPr>
+        <w:pageBreakBefore/>
+        <w:widowControl w:val="0"/>
         <w:rPr>
           <w:rFonts w:ascii="Arial" w:hAnsi="Arial" w:cs="Arial"/>
           <w:color w:val="800000"/>
@@ -1512,13 +1837,1309 @@
           <w:szCs w:val="32"/>
           <w:lang w:val="hu-HU"/>
         </w:rPr>
-        <w:t xml:space="preserve">                   </w:t>
-      </w:r>
-    </w:p>
-    <w:p>
-      <w:pPr>
-        <w:pStyle w:val="ListParagraph"/>
+      </w:pPr>
+      <w:r>
+        <w:rPr>
+          <w:rFonts w:ascii="Arial" w:hAnsi="Arial" w:cs="Arial"/>
+          <w:color w:val="800000"/>
+          <w:sz w:val="32"/>
+          <w:szCs w:val="32"/>
+          <w:lang w:val="hu-HU"/>
+        </w:rPr>
+        <w:lastRenderedPageBreak/>
+        <w:t>Fejlesztői dokumentáció:</w:t>
+      </w:r>
+    </w:p>
+    <w:p>
+      <w:pPr>
+        <w:pStyle w:val="ListParagraph"/>
+        <w:widowControl w:val="0"/>
+        <w:numPr>
+          <w:ilvl w:val="0"/>
+          <w:numId w:val="1"/>
+        </w:numPr>
+        <w:rPr>
+          <w:rFonts w:ascii="Arial" w:hAnsi="Arial" w:cs="Arial"/>
+          <w:color w:val="000000" w:themeColor="text1"/>
+          <w:lang w:val="hu-HU"/>
+        </w:rPr>
+      </w:pPr>
+      <w:r>
+        <w:rPr>
+          <w:rFonts w:ascii="Arial" w:hAnsi="Arial" w:cs="Arial"/>
+          <w:color w:val="000000" w:themeColor="text1"/>
+          <w:lang w:val="hu-HU"/>
+        </w:rPr>
+        <w:t>Felépítés:</w:t>
+      </w:r>
+    </w:p>
+    <w:p>
+      <w:pPr>
+        <w:pStyle w:val="ListParagraph"/>
+        <w:widowControl w:val="0"/>
+        <w:rPr>
+          <w:rFonts w:ascii="Arial" w:hAnsi="Arial" w:cs="Arial"/>
+          <w:color w:val="000000" w:themeColor="text1"/>
+          <w:lang w:val="hu-HU"/>
+        </w:rPr>
+      </w:pPr>
+      <w:r>
+        <w:rPr>
+          <w:rFonts w:ascii="Arial" w:hAnsi="Arial" w:cs="Arial"/>
+          <w:color w:val="000000" w:themeColor="text1"/>
+          <w:lang w:val="hu-HU"/>
+        </w:rPr>
+        <w:t xml:space="preserve">A program több fő file-ból épül fel. Az egész a main-ből indul, ami létrehoz egy Planner osztályt. Ez az osztály felel az összes fontos feladatért, amit a program csinál. Benne van a </w:t>
+      </w:r>
+      <w:r>
+        <w:rPr>
+          <w:rFonts w:ascii="Arial" w:hAnsi="Arial" w:cs="Arial"/>
+          <w:color w:val="000000" w:themeColor="text1"/>
+          <w:lang w:val="hu-HU"/>
+        </w:rPr>
+        <w:t>gráf,</w:t>
+      </w:r>
+      <w:r>
+        <w:rPr>
+          <w:rFonts w:ascii="Arial" w:hAnsi="Arial" w:cs="Arial"/>
+          <w:color w:val="000000" w:themeColor="text1"/>
+          <w:lang w:val="hu-HU"/>
+        </w:rPr>
+        <w:t xml:space="preserve"> amin tervezi az útvonalat és </w:t>
+      </w:r>
+      <w:r>
+        <w:rPr>
+          <w:rFonts w:ascii="Arial" w:hAnsi="Arial" w:cs="Arial"/>
+          <w:color w:val="000000" w:themeColor="text1"/>
+          <w:lang w:val="hu-HU"/>
+        </w:rPr>
+        <w:t>ő</w:t>
+      </w:r>
+      <w:r>
+        <w:rPr>
+          <w:rFonts w:ascii="Arial" w:hAnsi="Arial" w:cs="Arial"/>
+          <w:color w:val="000000" w:themeColor="text1"/>
+          <w:lang w:val="hu-HU"/>
+        </w:rPr>
+        <w:t xml:space="preserve"> olvassa be és írja ki az adat file-t.</w:t>
+      </w:r>
+    </w:p>
+    <w:p>
+      <w:pPr>
+        <w:pStyle w:val="ListParagraph"/>
+        <w:widowControl w:val="0"/>
+        <w:numPr>
+          <w:ilvl w:val="0"/>
+          <w:numId w:val="1"/>
+        </w:numPr>
+        <w:rPr>
+          <w:rFonts w:ascii="Arial" w:hAnsi="Arial" w:cs="Arial"/>
+          <w:color w:val="000000" w:themeColor="text1"/>
+          <w:lang w:val="hu-HU"/>
+        </w:rPr>
+      </w:pPr>
+      <w:r>
+        <w:rPr>
+          <w:rFonts w:ascii="Arial" w:hAnsi="Arial" w:cs="Arial"/>
+          <w:color w:val="000000" w:themeColor="text1"/>
+          <w:lang w:val="hu-HU"/>
+        </w:rPr>
+        <w:t>Gráf:</w:t>
+      </w:r>
+    </w:p>
+    <w:p>
+      <w:pPr>
+        <w:pStyle w:val="ListParagraph"/>
+        <w:widowControl w:val="0"/>
+        <w:rPr>
+          <w:rFonts w:ascii="Arial" w:hAnsi="Arial" w:cs="Arial"/>
+          <w:color w:val="000000" w:themeColor="text1"/>
+          <w:lang w:val="hu-HU"/>
+        </w:rPr>
+      </w:pPr>
+      <w:r>
+        <w:rPr>
+          <w:rFonts w:ascii="Arial" w:hAnsi="Arial" w:cs="Arial"/>
+          <w:color w:val="000000" w:themeColor="text1"/>
+          <w:lang w:val="hu-HU"/>
+        </w:rPr>
+        <w:t xml:space="preserve">A gráf egy vektorban tárolt </w:t>
+      </w:r>
+      <w:proofErr w:type="spellStart"/>
+      <w:r>
+        <w:rPr>
+          <w:rFonts w:ascii="Arial" w:hAnsi="Arial" w:cs="Arial"/>
+          <w:color w:val="000000" w:themeColor="text1"/>
+          <w:lang w:val="hu-HU"/>
+        </w:rPr>
+        <w:t>Node</w:t>
+      </w:r>
+      <w:proofErr w:type="spellEnd"/>
+      <w:r>
+        <w:rPr>
+          <w:rFonts w:ascii="Arial" w:hAnsi="Arial" w:cs="Arial"/>
+          <w:color w:val="000000" w:themeColor="text1"/>
+          <w:lang w:val="hu-HU"/>
+        </w:rPr>
+        <w:t>- és Edge-</w:t>
+      </w:r>
+      <w:proofErr w:type="spellStart"/>
+      <w:r>
+        <w:rPr>
+          <w:rFonts w:ascii="Arial" w:hAnsi="Arial" w:cs="Arial"/>
+          <w:color w:val="000000" w:themeColor="text1"/>
+          <w:lang w:val="hu-HU"/>
+        </w:rPr>
+        <w:t>eket</w:t>
+      </w:r>
+      <w:proofErr w:type="spellEnd"/>
+      <w:r>
+        <w:rPr>
+          <w:rFonts w:ascii="Arial" w:hAnsi="Arial" w:cs="Arial"/>
+          <w:color w:val="000000" w:themeColor="text1"/>
+          <w:lang w:val="hu-HU"/>
+        </w:rPr>
+        <w:t xml:space="preserve"> tárol. Az </w:t>
+      </w:r>
+      <w:proofErr w:type="spellStart"/>
+      <w:r>
+        <w:rPr>
+          <w:rFonts w:ascii="Arial" w:hAnsi="Arial" w:cs="Arial"/>
+          <w:color w:val="000000" w:themeColor="text1"/>
+          <w:lang w:val="hu-HU"/>
+        </w:rPr>
+        <w:t>edgek</w:t>
+      </w:r>
+      <w:proofErr w:type="spellEnd"/>
+      <w:r>
+        <w:rPr>
+          <w:rFonts w:ascii="Arial" w:hAnsi="Arial" w:cs="Arial"/>
+          <w:color w:val="000000" w:themeColor="text1"/>
+          <w:lang w:val="hu-HU"/>
+        </w:rPr>
+        <w:t xml:space="preserve"> két </w:t>
+      </w:r>
+      <w:proofErr w:type="spellStart"/>
+      <w:r>
+        <w:rPr>
+          <w:rFonts w:ascii="Arial" w:hAnsi="Arial" w:cs="Arial"/>
+          <w:color w:val="000000" w:themeColor="text1"/>
+          <w:lang w:val="hu-HU"/>
+        </w:rPr>
+        <w:t>node-oz</w:t>
+      </w:r>
+      <w:proofErr w:type="spellEnd"/>
+      <w:r>
+        <w:rPr>
+          <w:rFonts w:ascii="Arial" w:hAnsi="Arial" w:cs="Arial"/>
+          <w:color w:val="000000" w:themeColor="text1"/>
+          <w:lang w:val="hu-HU"/>
+        </w:rPr>
+        <w:t xml:space="preserve"> kötnek össze. </w:t>
+      </w:r>
+    </w:p>
+    <w:p>
+      <w:pPr>
+        <w:pStyle w:val="ListParagraph"/>
+        <w:widowControl w:val="0"/>
+        <w:numPr>
+          <w:ilvl w:val="1"/>
+          <w:numId w:val="1"/>
+        </w:numPr>
+        <w:rPr>
+          <w:rFonts w:ascii="Arial" w:hAnsi="Arial" w:cs="Arial"/>
+          <w:color w:val="000000" w:themeColor="text1"/>
+          <w:lang w:val="hu-HU"/>
+        </w:rPr>
+      </w:pPr>
+      <w:r>
+        <w:rPr>
+          <w:rFonts w:ascii="Arial" w:hAnsi="Arial" w:cs="Arial"/>
+          <w:color w:val="000000" w:themeColor="text1"/>
+          <w:lang w:val="hu-HU"/>
+        </w:rPr>
+        <w:t xml:space="preserve">Edge: Van egy Id-je, neve, hossza, és tartalmazza a két vége </w:t>
+      </w:r>
+      <w:proofErr w:type="spellStart"/>
+      <w:r>
+        <w:rPr>
+          <w:rFonts w:ascii="Arial" w:hAnsi="Arial" w:cs="Arial"/>
+          <w:color w:val="000000" w:themeColor="text1"/>
+          <w:lang w:val="hu-HU"/>
+        </w:rPr>
+        <w:t>Node</w:t>
+      </w:r>
+      <w:proofErr w:type="spellEnd"/>
+      <w:r>
+        <w:rPr>
+          <w:rFonts w:ascii="Arial" w:hAnsi="Arial" w:cs="Arial"/>
+          <w:color w:val="000000" w:themeColor="text1"/>
+          <w:lang w:val="hu-HU"/>
+        </w:rPr>
+        <w:t>-ot. Fő függvényei visszaadják az elemeit. Van egy ostream operátora is.</w:t>
+      </w:r>
+    </w:p>
+    <w:p>
+      <w:pPr>
+        <w:pStyle w:val="ListParagraph"/>
+        <w:widowControl w:val="0"/>
+        <w:numPr>
+          <w:ilvl w:val="1"/>
+          <w:numId w:val="1"/>
+        </w:numPr>
+        <w:rPr>
+          <w:rFonts w:ascii="Arial" w:hAnsi="Arial" w:cs="Arial"/>
+          <w:color w:val="000000" w:themeColor="text1"/>
+          <w:lang w:val="hu-HU"/>
+        </w:rPr>
+      </w:pPr>
+      <w:proofErr w:type="spellStart"/>
+      <w:r>
+        <w:rPr>
+          <w:rFonts w:ascii="Arial" w:hAnsi="Arial" w:cs="Arial"/>
+          <w:color w:val="000000" w:themeColor="text1"/>
+          <w:lang w:val="hu-HU"/>
+        </w:rPr>
+        <w:t>Node</w:t>
+      </w:r>
+      <w:proofErr w:type="spellEnd"/>
+      <w:r>
+        <w:rPr>
+          <w:rFonts w:ascii="Arial" w:hAnsi="Arial" w:cs="Arial"/>
+          <w:color w:val="000000" w:themeColor="text1"/>
+          <w:lang w:val="hu-HU"/>
+        </w:rPr>
+        <w:t>: Van egy Id-je és egy neve. Függvényei visszaadják az elemeit, van egy == és egy ostream operátora.</w:t>
+      </w:r>
+    </w:p>
+    <w:p>
+      <w:pPr>
+        <w:pStyle w:val="ListParagraph"/>
+        <w:widowControl w:val="0"/>
+        <w:numPr>
+          <w:ilvl w:val="1"/>
+          <w:numId w:val="1"/>
+        </w:numPr>
+        <w:rPr>
+          <w:rFonts w:ascii="Arial" w:hAnsi="Arial" w:cs="Arial"/>
+          <w:color w:val="000000" w:themeColor="text1"/>
+          <w:lang w:val="hu-HU"/>
+        </w:rPr>
+      </w:pPr>
+      <w:proofErr w:type="spellStart"/>
+      <w:r>
+        <w:rPr>
+          <w:rFonts w:ascii="Arial" w:hAnsi="Arial" w:cs="Arial"/>
+          <w:color w:val="000000" w:themeColor="text1"/>
+          <w:lang w:val="hu-HU"/>
+        </w:rPr>
+        <w:t>Grpah</w:t>
+      </w:r>
+      <w:proofErr w:type="spellEnd"/>
+      <w:r>
+        <w:rPr>
+          <w:rFonts w:ascii="Arial" w:hAnsi="Arial" w:cs="Arial"/>
+          <w:color w:val="000000" w:themeColor="text1"/>
+          <w:lang w:val="hu-HU"/>
+        </w:rPr>
+        <w:t>:</w:t>
+      </w:r>
+    </w:p>
+    <w:p>
+      <w:pPr>
+        <w:pStyle w:val="ListParagraph"/>
+        <w:widowControl w:val="0"/>
+        <w:numPr>
+          <w:ilvl w:val="2"/>
+          <w:numId w:val="1"/>
+        </w:numPr>
+        <w:rPr>
+          <w:rFonts w:ascii="Arial" w:hAnsi="Arial" w:cs="Arial"/>
+          <w:color w:val="000000" w:themeColor="text1"/>
+          <w:lang w:val="hu-HU"/>
+        </w:rPr>
+      </w:pPr>
+      <w:proofErr w:type="spellStart"/>
+      <w:r>
+        <w:rPr>
+          <w:rFonts w:ascii="Arial" w:hAnsi="Arial" w:cs="Arial"/>
+          <w:color w:val="000000" w:themeColor="text1"/>
+          <w:lang w:val="hu-HU"/>
+        </w:rPr>
+        <w:t>getNodes</w:t>
+      </w:r>
+      <w:proofErr w:type="spellEnd"/>
+      <w:r>
+        <w:rPr>
+          <w:rFonts w:ascii="Arial" w:hAnsi="Arial" w:cs="Arial"/>
+          <w:color w:val="000000" w:themeColor="text1"/>
+          <w:lang w:val="hu-HU"/>
+        </w:rPr>
+        <w:t xml:space="preserve">: Visszaadja a </w:t>
+      </w:r>
+      <w:proofErr w:type="spellStart"/>
+      <w:r>
+        <w:rPr>
+          <w:rFonts w:ascii="Arial" w:hAnsi="Arial" w:cs="Arial"/>
+          <w:color w:val="000000" w:themeColor="text1"/>
+          <w:lang w:val="hu-HU"/>
+        </w:rPr>
+        <w:t>Nodeokat</w:t>
+      </w:r>
+      <w:proofErr w:type="spellEnd"/>
+      <w:r>
+        <w:rPr>
+          <w:rFonts w:ascii="Arial" w:hAnsi="Arial" w:cs="Arial"/>
+          <w:color w:val="000000" w:themeColor="text1"/>
+          <w:lang w:val="hu-HU"/>
+        </w:rPr>
+        <w:t>.</w:t>
+      </w:r>
+    </w:p>
+    <w:p>
+      <w:pPr>
+        <w:pStyle w:val="ListParagraph"/>
+        <w:widowControl w:val="0"/>
+        <w:numPr>
+          <w:ilvl w:val="2"/>
+          <w:numId w:val="1"/>
+        </w:numPr>
+        <w:rPr>
+          <w:rFonts w:ascii="Arial" w:hAnsi="Arial" w:cs="Arial"/>
+          <w:color w:val="000000" w:themeColor="text1"/>
+          <w:lang w:val="hu-HU"/>
+        </w:rPr>
+      </w:pPr>
+      <w:proofErr w:type="spellStart"/>
+      <w:r>
+        <w:rPr>
+          <w:rFonts w:ascii="Arial" w:hAnsi="Arial" w:cs="Arial"/>
+          <w:color w:val="000000" w:themeColor="text1"/>
+          <w:lang w:val="hu-HU"/>
+        </w:rPr>
+        <w:t>getEdges</w:t>
+      </w:r>
+      <w:proofErr w:type="spellEnd"/>
+      <w:r>
+        <w:rPr>
+          <w:rFonts w:ascii="Arial" w:hAnsi="Arial" w:cs="Arial"/>
+          <w:color w:val="000000" w:themeColor="text1"/>
+          <w:lang w:val="hu-HU"/>
+        </w:rPr>
+        <w:t xml:space="preserve">: Visszaadja az </w:t>
+      </w:r>
+      <w:proofErr w:type="spellStart"/>
+      <w:r>
+        <w:rPr>
+          <w:rFonts w:ascii="Arial" w:hAnsi="Arial" w:cs="Arial"/>
+          <w:color w:val="000000" w:themeColor="text1"/>
+          <w:lang w:val="hu-HU"/>
+        </w:rPr>
+        <w:t>Edgeket</w:t>
+      </w:r>
+      <w:proofErr w:type="spellEnd"/>
+      <w:r>
+        <w:rPr>
+          <w:rFonts w:ascii="Arial" w:hAnsi="Arial" w:cs="Arial"/>
+          <w:color w:val="000000" w:themeColor="text1"/>
+          <w:lang w:val="hu-HU"/>
+        </w:rPr>
+        <w:t>.</w:t>
+      </w:r>
+    </w:p>
+    <w:p>
+      <w:pPr>
+        <w:pStyle w:val="ListParagraph"/>
+        <w:widowControl w:val="0"/>
+        <w:numPr>
+          <w:ilvl w:val="2"/>
+          <w:numId w:val="1"/>
+        </w:numPr>
+        <w:rPr>
+          <w:rFonts w:ascii="Arial" w:hAnsi="Arial" w:cs="Arial"/>
+          <w:color w:val="000000" w:themeColor="text1"/>
+          <w:lang w:val="hu-HU"/>
+        </w:rPr>
+      </w:pPr>
+      <w:proofErr w:type="spellStart"/>
+      <w:r>
+        <w:rPr>
+          <w:rFonts w:ascii="Arial" w:hAnsi="Arial" w:cs="Arial"/>
+          <w:color w:val="000000" w:themeColor="text1"/>
+          <w:lang w:val="hu-HU"/>
+        </w:rPr>
+        <w:t>addNode</w:t>
+      </w:r>
+      <w:proofErr w:type="spellEnd"/>
+      <w:r>
+        <w:rPr>
+          <w:rFonts w:ascii="Arial" w:hAnsi="Arial" w:cs="Arial"/>
+          <w:color w:val="000000" w:themeColor="text1"/>
+          <w:lang w:val="hu-HU"/>
+        </w:rPr>
+        <w:t xml:space="preserve">: Hozzáad a </w:t>
+      </w:r>
+      <w:proofErr w:type="spellStart"/>
+      <w:r>
+        <w:rPr>
+          <w:rFonts w:ascii="Arial" w:hAnsi="Arial" w:cs="Arial"/>
+          <w:color w:val="000000" w:themeColor="text1"/>
+          <w:lang w:val="hu-HU"/>
+        </w:rPr>
+        <w:t>nodes</w:t>
+      </w:r>
+      <w:proofErr w:type="spellEnd"/>
+      <w:r>
+        <w:rPr>
+          <w:rFonts w:ascii="Arial" w:hAnsi="Arial" w:cs="Arial"/>
+          <w:color w:val="000000" w:themeColor="text1"/>
+          <w:lang w:val="hu-HU"/>
+        </w:rPr>
+        <w:t xml:space="preserve"> vektor végéhez egy pontot, amit megadunk neki.</w:t>
+      </w:r>
+    </w:p>
+    <w:p>
+      <w:pPr>
+        <w:pStyle w:val="ListParagraph"/>
+        <w:widowControl w:val="0"/>
+        <w:numPr>
+          <w:ilvl w:val="2"/>
+          <w:numId w:val="1"/>
+        </w:numPr>
+        <w:rPr>
+          <w:rFonts w:ascii="Arial" w:hAnsi="Arial" w:cs="Arial"/>
+          <w:color w:val="000000" w:themeColor="text1"/>
+          <w:lang w:val="hu-HU"/>
+        </w:rPr>
+      </w:pPr>
+      <w:proofErr w:type="spellStart"/>
+      <w:r>
+        <w:rPr>
+          <w:rFonts w:ascii="Arial" w:hAnsi="Arial" w:cs="Arial"/>
+          <w:color w:val="000000" w:themeColor="text1"/>
+          <w:lang w:val="hu-HU"/>
+        </w:rPr>
+        <w:t>addEdge</w:t>
+      </w:r>
+      <w:proofErr w:type="spellEnd"/>
+      <w:r>
+        <w:rPr>
+          <w:rFonts w:ascii="Arial" w:hAnsi="Arial" w:cs="Arial"/>
+          <w:color w:val="000000" w:themeColor="text1"/>
+          <w:lang w:val="hu-HU"/>
+        </w:rPr>
+        <w:t>: Hozzáad egy új Edge-et, Megadott név, két pont és hossz alapján.</w:t>
+      </w:r>
+    </w:p>
+    <w:p>
+      <w:pPr>
+        <w:pStyle w:val="ListParagraph"/>
+        <w:widowControl w:val="0"/>
+        <w:numPr>
+          <w:ilvl w:val="2"/>
+          <w:numId w:val="1"/>
+        </w:numPr>
+        <w:rPr>
+          <w:rFonts w:ascii="Arial" w:hAnsi="Arial" w:cs="Arial"/>
+          <w:color w:val="000000" w:themeColor="text1"/>
+          <w:lang w:val="hu-HU"/>
+        </w:rPr>
+      </w:pPr>
+      <w:proofErr w:type="spellStart"/>
+      <w:r>
+        <w:rPr>
+          <w:rFonts w:ascii="Arial" w:hAnsi="Arial" w:cs="Arial"/>
+          <w:color w:val="000000" w:themeColor="text1"/>
+          <w:lang w:val="hu-HU"/>
+        </w:rPr>
+        <w:t>listNodes</w:t>
+      </w:r>
+      <w:proofErr w:type="spellEnd"/>
+      <w:r>
+        <w:rPr>
+          <w:rFonts w:ascii="Arial" w:hAnsi="Arial" w:cs="Arial"/>
+          <w:color w:val="000000" w:themeColor="text1"/>
+          <w:lang w:val="hu-HU"/>
+        </w:rPr>
+        <w:t>: Kiírja az összes pontot a gráfban.</w:t>
+      </w:r>
+    </w:p>
+    <w:p>
+      <w:pPr>
+        <w:pStyle w:val="ListParagraph"/>
+        <w:widowControl w:val="0"/>
+        <w:numPr>
+          <w:ilvl w:val="2"/>
+          <w:numId w:val="1"/>
+        </w:numPr>
+        <w:rPr>
+          <w:rFonts w:ascii="Arial" w:hAnsi="Arial" w:cs="Arial"/>
+          <w:color w:val="000000" w:themeColor="text1"/>
+          <w:lang w:val="hu-HU"/>
+        </w:rPr>
+      </w:pPr>
+      <w:proofErr w:type="spellStart"/>
+      <w:r>
+        <w:rPr>
+          <w:rFonts w:ascii="Arial" w:hAnsi="Arial" w:cs="Arial"/>
+          <w:color w:val="000000" w:themeColor="text1"/>
+          <w:lang w:val="hu-HU"/>
+        </w:rPr>
+        <w:t>findNodebyname</w:t>
+      </w:r>
+      <w:proofErr w:type="spellEnd"/>
+      <w:r>
+        <w:rPr>
+          <w:rFonts w:ascii="Arial" w:hAnsi="Arial" w:cs="Arial"/>
+          <w:color w:val="000000" w:themeColor="text1"/>
+          <w:lang w:val="hu-HU"/>
+        </w:rPr>
+        <w:t>: Visszaad egy pontot a neve szerint keresve. Ez kell az útvonalkereső algoritmushoz.</w:t>
+      </w:r>
+    </w:p>
+    <w:p>
+      <w:pPr>
+        <w:pStyle w:val="ListParagraph"/>
+        <w:widowControl w:val="0"/>
+        <w:numPr>
+          <w:ilvl w:val="2"/>
+          <w:numId w:val="1"/>
+        </w:numPr>
+        <w:rPr>
+          <w:rFonts w:ascii="Arial" w:hAnsi="Arial" w:cs="Arial"/>
+          <w:color w:val="000000" w:themeColor="text1"/>
+          <w:lang w:val="hu-HU"/>
+        </w:rPr>
+      </w:pPr>
+      <w:proofErr w:type="spellStart"/>
+      <w:r>
+        <w:rPr>
+          <w:rFonts w:ascii="Arial" w:hAnsi="Arial" w:cs="Arial"/>
+          <w:color w:val="000000" w:themeColor="text1"/>
+          <w:lang w:val="hu-HU"/>
+        </w:rPr>
+        <w:t>getConnection</w:t>
+      </w:r>
+      <w:proofErr w:type="spellEnd"/>
+      <w:r>
+        <w:rPr>
+          <w:rFonts w:ascii="Arial" w:hAnsi="Arial" w:cs="Arial"/>
+          <w:color w:val="000000" w:themeColor="text1"/>
+          <w:lang w:val="hu-HU"/>
+        </w:rPr>
+        <w:t xml:space="preserve">: Visszaadja egy ponthoz éllel kapcsolatos összes többi pontot egy </w:t>
+      </w:r>
+      <w:proofErr w:type="spellStart"/>
+      <w:r>
+        <w:rPr>
+          <w:rFonts w:ascii="Arial" w:hAnsi="Arial" w:cs="Arial"/>
+          <w:color w:val="000000" w:themeColor="text1"/>
+          <w:lang w:val="hu-HU"/>
+        </w:rPr>
+        <w:t>vectorban</w:t>
+      </w:r>
+      <w:proofErr w:type="spellEnd"/>
+      <w:r>
+        <w:rPr>
+          <w:rFonts w:ascii="Arial" w:hAnsi="Arial" w:cs="Arial"/>
+          <w:color w:val="000000" w:themeColor="text1"/>
+          <w:lang w:val="hu-HU"/>
+        </w:rPr>
+        <w:t>.</w:t>
+      </w:r>
+    </w:p>
+    <w:p>
+      <w:pPr>
+        <w:pStyle w:val="ListParagraph"/>
+        <w:widowControl w:val="0"/>
+        <w:numPr>
+          <w:ilvl w:val="2"/>
+          <w:numId w:val="1"/>
+        </w:numPr>
+        <w:rPr>
+          <w:rFonts w:ascii="Arial" w:hAnsi="Arial" w:cs="Arial"/>
+          <w:color w:val="000000" w:themeColor="text1"/>
+          <w:lang w:val="hu-HU"/>
+        </w:rPr>
+      </w:pPr>
+      <w:proofErr w:type="spellStart"/>
+      <w:r>
+        <w:rPr>
+          <w:rFonts w:ascii="Arial" w:hAnsi="Arial" w:cs="Arial"/>
+          <w:color w:val="000000" w:themeColor="text1"/>
+          <w:lang w:val="hu-HU"/>
+        </w:rPr>
+        <w:t>findPath</w:t>
+      </w:r>
+      <w:proofErr w:type="spellEnd"/>
+      <w:r>
+        <w:rPr>
+          <w:rFonts w:ascii="Arial" w:hAnsi="Arial" w:cs="Arial"/>
+          <w:color w:val="000000" w:themeColor="text1"/>
+          <w:lang w:val="hu-HU"/>
+        </w:rPr>
+        <w:t xml:space="preserve">: Maga a dijkstra útvonalkeresés. </w:t>
+      </w:r>
+      <w:r>
+        <w:rPr>
+          <w:rFonts w:ascii="Arial" w:hAnsi="Arial" w:cs="Arial"/>
+          <w:color w:val="000000" w:themeColor="text1"/>
+          <w:lang w:val="hu-HU"/>
+        </w:rPr>
+        <w:t>Két pont alapján visszaadja a köztük legrövidebb út mentén érintendő pontokat.</w:t>
+      </w:r>
+    </w:p>
+    <w:p>
+      <w:pPr>
+        <w:pStyle w:val="ListParagraph"/>
+        <w:widowControl w:val="0"/>
+        <w:numPr>
+          <w:ilvl w:val="0"/>
+          <w:numId w:val="1"/>
+        </w:numPr>
+        <w:rPr>
+          <w:rFonts w:ascii="Arial" w:hAnsi="Arial" w:cs="Arial"/>
+          <w:color w:val="000000" w:themeColor="text1"/>
+          <w:lang w:val="hu-HU"/>
+        </w:rPr>
+      </w:pPr>
+      <w:r>
+        <w:rPr>
+          <w:rFonts w:ascii="Arial" w:hAnsi="Arial" w:cs="Arial"/>
+          <w:color w:val="000000" w:themeColor="text1"/>
+          <w:lang w:val="hu-HU"/>
+        </w:rPr>
+        <w:t>Tervezés:</w:t>
+      </w:r>
+      <w:r>
+        <w:rPr>
+          <w:rFonts w:ascii="Arial" w:hAnsi="Arial" w:cs="Arial"/>
+          <w:color w:val="000000" w:themeColor="text1"/>
+          <w:lang w:val="hu-HU"/>
+        </w:rPr>
+        <w:t xml:space="preserve"> Van egy Planner osztály, ami a tervezéshez használt gráfot, a gráf tárolására szolgáló file-t és a felhasználó sétatempóját. Főbb függvényei:</w:t>
+      </w:r>
+    </w:p>
+    <w:p>
+      <w:pPr>
+        <w:pStyle w:val="ListParagraph"/>
+        <w:widowControl w:val="0"/>
+        <w:numPr>
+          <w:ilvl w:val="1"/>
+          <w:numId w:val="1"/>
+        </w:numPr>
+        <w:rPr>
+          <w:rFonts w:ascii="Arial" w:hAnsi="Arial" w:cs="Arial"/>
+          <w:color w:val="000000" w:themeColor="text1"/>
+          <w:lang w:val="hu-HU"/>
+        </w:rPr>
+      </w:pPr>
+      <w:proofErr w:type="spellStart"/>
+      <w:r>
+        <w:rPr>
+          <w:rFonts w:ascii="Arial" w:hAnsi="Arial" w:cs="Arial"/>
+          <w:color w:val="000000" w:themeColor="text1"/>
+          <w:lang w:val="hu-HU"/>
+        </w:rPr>
+        <w:t>routePlanner</w:t>
+      </w:r>
+      <w:proofErr w:type="spellEnd"/>
+      <w:r>
+        <w:rPr>
+          <w:rFonts w:ascii="Arial" w:hAnsi="Arial" w:cs="Arial"/>
+          <w:color w:val="000000" w:themeColor="text1"/>
+          <w:lang w:val="hu-HU"/>
+        </w:rPr>
+        <w:t>: Megtervezi a megadott nevek álltal a legjobb útvonalat a két pont között és kiírja a végeredményt.</w:t>
+      </w:r>
+    </w:p>
+    <w:p>
+      <w:pPr>
+        <w:pStyle w:val="ListParagraph"/>
+        <w:widowControl w:val="0"/>
+        <w:numPr>
+          <w:ilvl w:val="1"/>
+          <w:numId w:val="1"/>
+        </w:numPr>
+        <w:rPr>
+          <w:rFonts w:ascii="Arial" w:hAnsi="Arial" w:cs="Arial"/>
+          <w:color w:val="000000" w:themeColor="text1"/>
+          <w:lang w:val="hu-HU"/>
+        </w:rPr>
+      </w:pPr>
+      <w:proofErr w:type="spellStart"/>
+      <w:r>
+        <w:rPr>
+          <w:rFonts w:ascii="Arial" w:hAnsi="Arial" w:cs="Arial"/>
+          <w:color w:val="000000" w:themeColor="text1"/>
+          <w:lang w:val="hu-HU"/>
+        </w:rPr>
+        <w:t>printRoute</w:t>
+      </w:r>
+      <w:proofErr w:type="spellEnd"/>
+      <w:r>
+        <w:rPr>
+          <w:rFonts w:ascii="Arial" w:hAnsi="Arial" w:cs="Arial"/>
+          <w:color w:val="000000" w:themeColor="text1"/>
+          <w:lang w:val="hu-HU"/>
+        </w:rPr>
+        <w:t xml:space="preserve">: Kiírja a végeredményt a tervezés után. Különbséget </w:t>
+      </w:r>
+      <w:r>
+        <w:rPr>
+          <w:rFonts w:ascii="Arial" w:hAnsi="Arial" w:cs="Arial"/>
+          <w:color w:val="000000" w:themeColor="text1"/>
+          <w:lang w:val="hu-HU"/>
+        </w:rPr>
+        <w:t>tesz,</w:t>
+      </w:r>
+      <w:r>
+        <w:rPr>
+          <w:rFonts w:ascii="Arial" w:hAnsi="Arial" w:cs="Arial"/>
+          <w:color w:val="000000" w:themeColor="text1"/>
+          <w:lang w:val="hu-HU"/>
+        </w:rPr>
+        <w:t xml:space="preserve"> ha nincs útvonal, ha már a célban áll a </w:t>
+      </w:r>
+      <w:proofErr w:type="spellStart"/>
+      <w:r>
+        <w:rPr>
+          <w:rFonts w:ascii="Arial" w:hAnsi="Arial" w:cs="Arial"/>
+          <w:color w:val="000000" w:themeColor="text1"/>
+          <w:lang w:val="hu-HU"/>
+        </w:rPr>
+        <w:t>felhsználó</w:t>
+      </w:r>
+      <w:proofErr w:type="spellEnd"/>
+      <w:r>
+        <w:rPr>
+          <w:rFonts w:ascii="Arial" w:hAnsi="Arial" w:cs="Arial"/>
+          <w:color w:val="000000" w:themeColor="text1"/>
+          <w:lang w:val="hu-HU"/>
+        </w:rPr>
+        <w:t xml:space="preserve">, vagy az útvonal között. </w:t>
+      </w:r>
+      <w:r>
+        <w:rPr>
+          <w:rFonts w:ascii="Arial" w:hAnsi="Arial" w:cs="Arial"/>
+          <w:color w:val="000000" w:themeColor="text1"/>
+          <w:lang w:val="hu-HU"/>
+        </w:rPr>
+        <w:t>Lekéri és az összeadott távval kiszámolja a séta idejét.</w:t>
+      </w:r>
+    </w:p>
+    <w:p>
+      <w:pPr>
+        <w:pStyle w:val="ListParagraph"/>
+        <w:widowControl w:val="0"/>
+        <w:numPr>
+          <w:ilvl w:val="1"/>
+          <w:numId w:val="1"/>
+        </w:numPr>
+        <w:rPr>
+          <w:rFonts w:ascii="Arial" w:hAnsi="Arial" w:cs="Arial"/>
+          <w:color w:val="000000" w:themeColor="text1"/>
+          <w:lang w:val="hu-HU"/>
+        </w:rPr>
+      </w:pPr>
+      <w:proofErr w:type="spellStart"/>
+      <w:r>
+        <w:rPr>
+          <w:rFonts w:ascii="Arial" w:hAnsi="Arial" w:cs="Arial"/>
+          <w:color w:val="000000" w:themeColor="text1"/>
+          <w:lang w:val="hu-HU"/>
+        </w:rPr>
+        <w:t>setWalkingspeed</w:t>
+      </w:r>
+      <w:proofErr w:type="spellEnd"/>
+      <w:r>
+        <w:rPr>
+          <w:rFonts w:ascii="Arial" w:hAnsi="Arial" w:cs="Arial"/>
+          <w:color w:val="000000" w:themeColor="text1"/>
+          <w:lang w:val="hu-HU"/>
+        </w:rPr>
+        <w:t>:</w:t>
+      </w:r>
+      <w:r>
+        <w:rPr>
+          <w:rFonts w:ascii="Arial" w:hAnsi="Arial" w:cs="Arial"/>
+          <w:color w:val="000000" w:themeColor="text1"/>
+          <w:lang w:val="hu-HU"/>
+        </w:rPr>
+        <w:t xml:space="preserve"> Beállítja a felhasználó sétatempóját.</w:t>
+      </w:r>
+    </w:p>
+    <w:p>
+      <w:pPr>
+        <w:pStyle w:val="ListParagraph"/>
+        <w:widowControl w:val="0"/>
+        <w:numPr>
+          <w:ilvl w:val="1"/>
+          <w:numId w:val="1"/>
+        </w:numPr>
+        <w:rPr>
+          <w:rFonts w:ascii="Arial" w:hAnsi="Arial" w:cs="Arial"/>
+          <w:color w:val="000000" w:themeColor="text1"/>
+          <w:lang w:val="hu-HU"/>
+        </w:rPr>
+      </w:pPr>
+      <w:proofErr w:type="spellStart"/>
+      <w:r>
+        <w:rPr>
+          <w:rFonts w:ascii="Arial" w:hAnsi="Arial" w:cs="Arial"/>
+          <w:color w:val="000000" w:themeColor="text1"/>
+          <w:lang w:val="hu-HU"/>
+        </w:rPr>
+        <w:t>addNewEdge</w:t>
+      </w:r>
+      <w:proofErr w:type="spellEnd"/>
+      <w:r>
+        <w:rPr>
+          <w:rFonts w:ascii="Arial" w:hAnsi="Arial" w:cs="Arial"/>
+          <w:color w:val="000000" w:themeColor="text1"/>
+          <w:lang w:val="hu-HU"/>
+        </w:rPr>
+        <w:t>:</w:t>
+      </w:r>
+      <w:r>
+        <w:rPr>
+          <w:rFonts w:ascii="Arial" w:hAnsi="Arial" w:cs="Arial"/>
+          <w:color w:val="000000" w:themeColor="text1"/>
+          <w:lang w:val="hu-HU"/>
+        </w:rPr>
+        <w:t xml:space="preserve"> Hozzáad egy megadott név két pont és egy hossz alapján egy új élet a tervezéshez használt gráfhoz.</w:t>
+      </w:r>
+    </w:p>
+    <w:p>
+      <w:pPr>
+        <w:pStyle w:val="ListParagraph"/>
+        <w:widowControl w:val="0"/>
+        <w:numPr>
+          <w:ilvl w:val="1"/>
+          <w:numId w:val="1"/>
+        </w:numPr>
+        <w:rPr>
+          <w:rFonts w:ascii="Arial" w:hAnsi="Arial" w:cs="Arial"/>
+          <w:color w:val="000000" w:themeColor="text1"/>
+          <w:lang w:val="hu-HU"/>
+        </w:rPr>
+      </w:pPr>
+      <w:proofErr w:type="spellStart"/>
+      <w:r>
+        <w:rPr>
+          <w:rFonts w:ascii="Arial" w:hAnsi="Arial" w:cs="Arial"/>
+          <w:color w:val="000000" w:themeColor="text1"/>
+          <w:lang w:val="hu-HU"/>
+        </w:rPr>
+        <w:t>addNewNode</w:t>
+      </w:r>
+      <w:proofErr w:type="spellEnd"/>
+      <w:r>
+        <w:rPr>
+          <w:rFonts w:ascii="Arial" w:hAnsi="Arial" w:cs="Arial"/>
+          <w:color w:val="000000" w:themeColor="text1"/>
+          <w:lang w:val="hu-HU"/>
+        </w:rPr>
+        <w:t>:</w:t>
+      </w:r>
+      <w:r>
+        <w:rPr>
+          <w:rFonts w:ascii="Arial" w:hAnsi="Arial" w:cs="Arial"/>
+          <w:color w:val="000000" w:themeColor="text1"/>
+          <w:lang w:val="hu-HU"/>
+        </w:rPr>
+        <w:t xml:space="preserve"> Egy név alapján hozzáad egy új pontot a gráfhoz.</w:t>
+      </w:r>
+    </w:p>
+    <w:p>
+      <w:pPr>
+        <w:pStyle w:val="ListParagraph"/>
+        <w:widowControl w:val="0"/>
+        <w:numPr>
+          <w:ilvl w:val="1"/>
+          <w:numId w:val="1"/>
+        </w:numPr>
+        <w:rPr>
+          <w:rFonts w:ascii="Arial" w:hAnsi="Arial" w:cs="Arial"/>
+          <w:color w:val="000000" w:themeColor="text1"/>
+          <w:lang w:val="hu-HU"/>
+        </w:rPr>
+      </w:pPr>
+      <w:proofErr w:type="spellStart"/>
+      <w:r>
+        <w:rPr>
+          <w:rFonts w:ascii="Arial" w:hAnsi="Arial" w:cs="Arial"/>
+          <w:color w:val="000000" w:themeColor="text1"/>
+          <w:lang w:val="hu-HU"/>
+        </w:rPr>
+        <w:t>loadData</w:t>
+      </w:r>
+      <w:proofErr w:type="spellEnd"/>
+      <w:r>
+        <w:rPr>
+          <w:rFonts w:ascii="Arial" w:hAnsi="Arial" w:cs="Arial"/>
+          <w:color w:val="000000" w:themeColor="text1"/>
+          <w:lang w:val="hu-HU"/>
+        </w:rPr>
+        <w:t>:</w:t>
+      </w:r>
+      <w:r>
+        <w:rPr>
+          <w:rFonts w:ascii="Arial" w:hAnsi="Arial" w:cs="Arial"/>
+          <w:color w:val="000000" w:themeColor="text1"/>
+          <w:lang w:val="hu-HU"/>
+        </w:rPr>
+        <w:t xml:space="preserve"> A </w:t>
+      </w:r>
+      <w:proofErr w:type="spellStart"/>
+      <w:r>
+        <w:rPr>
+          <w:rFonts w:ascii="Arial" w:hAnsi="Arial" w:cs="Arial"/>
+          <w:color w:val="000000" w:themeColor="text1"/>
+          <w:lang w:val="hu-HU"/>
+        </w:rPr>
+        <w:t>filet</w:t>
+      </w:r>
+      <w:proofErr w:type="spellEnd"/>
+      <w:r>
+        <w:rPr>
+          <w:rFonts w:ascii="Arial" w:hAnsi="Arial" w:cs="Arial"/>
+          <w:color w:val="000000" w:themeColor="text1"/>
+          <w:lang w:val="hu-HU"/>
+        </w:rPr>
+        <w:t xml:space="preserve"> </w:t>
+      </w:r>
+      <w:proofErr w:type="spellStart"/>
+      <w:r>
+        <w:rPr>
+          <w:rFonts w:ascii="Arial" w:hAnsi="Arial" w:cs="Arial"/>
+          <w:color w:val="000000" w:themeColor="text1"/>
+          <w:lang w:val="hu-HU"/>
+        </w:rPr>
+        <w:t>átvéve</w:t>
+      </w:r>
+      <w:proofErr w:type="spellEnd"/>
+      <w:r>
+        <w:rPr>
+          <w:rFonts w:ascii="Arial" w:hAnsi="Arial" w:cs="Arial"/>
+          <w:color w:val="000000" w:themeColor="text1"/>
+          <w:lang w:val="hu-HU"/>
+        </w:rPr>
+        <w:t xml:space="preserve"> betölti az eltárolt gráfot egy TXT-ből.</w:t>
+      </w:r>
+    </w:p>
+    <w:p>
+      <w:pPr>
+        <w:pStyle w:val="ListParagraph"/>
+        <w:widowControl w:val="0"/>
+        <w:numPr>
+          <w:ilvl w:val="1"/>
+          <w:numId w:val="1"/>
+        </w:numPr>
+        <w:rPr>
+          <w:rFonts w:ascii="Arial" w:hAnsi="Arial" w:cs="Arial"/>
+          <w:color w:val="000000" w:themeColor="text1"/>
+          <w:lang w:val="hu-HU"/>
+        </w:rPr>
+      </w:pPr>
+      <w:proofErr w:type="spellStart"/>
+      <w:r>
+        <w:rPr>
+          <w:rFonts w:ascii="Arial" w:hAnsi="Arial" w:cs="Arial"/>
+          <w:color w:val="000000" w:themeColor="text1"/>
+          <w:lang w:val="hu-HU"/>
+        </w:rPr>
+        <w:t>saveData</w:t>
+      </w:r>
+      <w:proofErr w:type="spellEnd"/>
+      <w:r>
+        <w:rPr>
+          <w:rFonts w:ascii="Arial" w:hAnsi="Arial" w:cs="Arial"/>
+          <w:color w:val="000000" w:themeColor="text1"/>
+          <w:lang w:val="hu-HU"/>
+        </w:rPr>
+        <w:t>:</w:t>
+      </w:r>
+      <w:r>
+        <w:rPr>
+          <w:rFonts w:ascii="Arial" w:hAnsi="Arial" w:cs="Arial"/>
+          <w:color w:val="000000" w:themeColor="text1"/>
+          <w:lang w:val="hu-HU"/>
+        </w:rPr>
+        <w:t xml:space="preserve"> Betölti a file-</w:t>
+      </w:r>
+      <w:proofErr w:type="spellStart"/>
+      <w:r>
+        <w:rPr>
+          <w:rFonts w:ascii="Arial" w:hAnsi="Arial" w:cs="Arial"/>
+          <w:color w:val="000000" w:themeColor="text1"/>
+          <w:lang w:val="hu-HU"/>
+        </w:rPr>
+        <w:t>ba</w:t>
+      </w:r>
+      <w:proofErr w:type="spellEnd"/>
+      <w:r>
+        <w:rPr>
+          <w:rFonts w:ascii="Arial" w:hAnsi="Arial" w:cs="Arial"/>
+          <w:color w:val="000000" w:themeColor="text1"/>
+          <w:lang w:val="hu-HU"/>
+        </w:rPr>
+        <w:t xml:space="preserve"> a használt gráfot a megfelelő formátumban.</w:t>
+      </w:r>
+    </w:p>
+    <w:p>
+      <w:pPr>
+        <w:pStyle w:val="ListParagraph"/>
+        <w:widowControl w:val="0"/>
+        <w:rPr>
+          <w:rFonts w:ascii="Arial" w:hAnsi="Arial" w:cs="Arial"/>
+          <w:color w:val="000000" w:themeColor="text1"/>
+          <w:lang w:val="hu-HU"/>
+        </w:rPr>
+      </w:pPr>
+    </w:p>
+    <w:p>
+      <w:pPr>
+        <w:pStyle w:val="ListParagraph"/>
+        <w:widowControl w:val="0"/>
+        <w:rPr>
+          <w:rFonts w:ascii="Arial" w:hAnsi="Arial" w:cs="Arial"/>
+          <w:color w:val="000000" w:themeColor="text1"/>
+          <w:lang w:val="hu-HU"/>
+        </w:rPr>
+      </w:pPr>
+    </w:p>
+    <w:p>
+      <w:pPr>
+        <w:pStyle w:val="ListParagraph"/>
+        <w:widowControl w:val="0"/>
+        <w:numPr>
+          <w:ilvl w:val="0"/>
+          <w:numId w:val="1"/>
+        </w:numPr>
+        <w:rPr>
+          <w:rFonts w:ascii="Arial" w:hAnsi="Arial" w:cs="Arial"/>
+          <w:color w:val="000000" w:themeColor="text1"/>
+          <w:lang w:val="hu-HU"/>
+        </w:rPr>
+      </w:pPr>
+      <w:r>
+        <w:rPr>
+          <w:rFonts w:ascii="Arial" w:hAnsi="Arial" w:cs="Arial"/>
+          <w:color w:val="000000" w:themeColor="text1"/>
+          <w:lang w:val="hu-HU"/>
+        </w:rPr>
+        <w:lastRenderedPageBreak/>
+        <w:t>Main:</w:t>
+      </w:r>
+    </w:p>
+    <w:p>
+      <w:pPr>
+        <w:widowControl w:val="0"/>
+        <w:rPr>
+          <w:rFonts w:ascii="Arial" w:hAnsi="Arial" w:cs="Arial"/>
+          <w:color w:val="000000" w:themeColor="text1"/>
+          <w:lang w:val="hu-HU"/>
+        </w:rPr>
+      </w:pPr>
+      <w:r>
+        <w:rPr>
+          <w:rFonts w:ascii="Arial" w:hAnsi="Arial" w:cs="Arial"/>
+          <w:color w:val="000000" w:themeColor="text1"/>
+          <w:lang w:val="hu-HU"/>
+        </w:rPr>
+        <w:t>Ez a program szíve, itt fut a menü. Először meg kell adni a sétatempót és ez után lép a program a menübe. Onnan 4 opció közül lép tovább a planner funkciói közé.</w:t>
+      </w:r>
+    </w:p>
+    <w:p>
+      <w:pPr>
+        <w:pStyle w:val="ListParagraph"/>
+        <w:widowControl w:val="0"/>
+        <w:numPr>
+          <w:ilvl w:val="0"/>
+          <w:numId w:val="1"/>
+        </w:numPr>
+        <w:rPr>
+          <w:rFonts w:ascii="Arial" w:hAnsi="Arial" w:cs="Arial"/>
+          <w:color w:val="000000" w:themeColor="text1"/>
+          <w:lang w:val="hu-HU"/>
+        </w:rPr>
+      </w:pPr>
+      <w:r>
+        <w:rPr>
+          <w:rFonts w:ascii="Arial" w:hAnsi="Arial" w:cs="Arial"/>
+          <w:color w:val="000000" w:themeColor="text1"/>
+          <w:lang w:val="hu-HU"/>
+        </w:rPr>
+        <w:t>Adat olvasás/írás:</w:t>
+      </w:r>
+    </w:p>
+    <w:p>
+      <w:pPr>
+        <w:pStyle w:val="ListParagraph"/>
+        <w:widowControl w:val="0"/>
+        <w:numPr>
+          <w:ilvl w:val="1"/>
+          <w:numId w:val="1"/>
+        </w:numPr>
+        <w:rPr>
+          <w:rFonts w:ascii="Arial" w:hAnsi="Arial" w:cs="Arial"/>
+          <w:color w:val="000000" w:themeColor="text1"/>
+          <w:lang w:val="hu-HU"/>
+        </w:rPr>
+      </w:pPr>
+      <w:r>
+        <w:rPr>
+          <w:rFonts w:ascii="Arial" w:hAnsi="Arial" w:cs="Arial"/>
+          <w:color w:val="000000" w:themeColor="text1"/>
+          <w:lang w:val="hu-HU"/>
+        </w:rPr>
+        <w:t>A program megnyitja a megadott nevű TXT-t és abból kinyeri a sorokat.</w:t>
+      </w:r>
+    </w:p>
+    <w:p>
+      <w:pPr>
+        <w:pStyle w:val="ListParagraph"/>
+        <w:widowControl w:val="0"/>
+        <w:numPr>
+          <w:ilvl w:val="1"/>
+          <w:numId w:val="1"/>
+        </w:numPr>
+        <w:rPr>
+          <w:rFonts w:ascii="Arial" w:hAnsi="Arial" w:cs="Arial"/>
+          <w:color w:val="000000" w:themeColor="text1"/>
+          <w:lang w:val="hu-HU"/>
+        </w:rPr>
+      </w:pPr>
+      <w:r>
+        <w:rPr>
+          <w:rFonts w:ascii="Arial" w:hAnsi="Arial" w:cs="Arial"/>
+          <w:color w:val="000000" w:themeColor="text1"/>
+          <w:lang w:val="hu-HU"/>
+        </w:rPr>
+        <w:t>Kiírja a TXT-be egy megadott sorokat tároló vektort.</w:t>
+      </w:r>
+    </w:p>
+    <w:p>
+      <w:pPr>
+        <w:pStyle w:val="ListParagraph"/>
+        <w:widowControl w:val="0"/>
+        <w:ind w:left="1440"/>
+        <w:rPr>
+          <w:rFonts w:ascii="Arial" w:hAnsi="Arial" w:cs="Arial"/>
+          <w:color w:val="000000" w:themeColor="text1"/>
+          <w:lang w:val="hu-HU"/>
+        </w:rPr>
+      </w:pPr>
+    </w:p>
+    <w:p>
+      <w:pPr>
+        <w:pStyle w:val="ListParagraph"/>
+        <w:widowControl w:val="0"/>
+        <w:numPr>
+          <w:ilvl w:val="0"/>
+          <w:numId w:val="1"/>
+        </w:numPr>
+        <w:rPr>
+          <w:rFonts w:ascii="Arial" w:hAnsi="Arial" w:cs="Arial"/>
+          <w:color w:val="000000" w:themeColor="text1"/>
+          <w:lang w:val="hu-HU"/>
+        </w:rPr>
+      </w:pPr>
+      <w:r>
+        <w:rPr>
+          <w:rFonts w:ascii="Arial" w:hAnsi="Arial" w:cs="Arial"/>
+          <w:color w:val="000000" w:themeColor="text1"/>
+          <w:lang w:val="hu-HU"/>
+        </w:rPr>
+        <w:t>UML diagramm:</w:t>
+      </w:r>
+    </w:p>
+    <w:p>
+      <w:pPr>
+        <w:widowControl w:val="0"/>
+        <w:rPr>
+          <w:rFonts w:ascii="Arial" w:hAnsi="Arial" w:cs="Arial"/>
+          <w:color w:val="000000" w:themeColor="text1"/>
+          <w:lang w:val="hu-HU"/>
+        </w:rPr>
+      </w:pPr>
+      <w:r>
+        <w:rPr>
+          <w:rFonts w:ascii="Arial" w:hAnsi="Arial" w:cs="Arial"/>
+          <w:noProof/>
+          <w:color w:val="000000" w:themeColor="text1"/>
+          <w:lang w:val="hu-HU"/>
+        </w:rPr>
+        <w:drawing>
+          <wp:inline distT="0" distB="0" distL="0" distR="0" wp14:anchorId="31637FDF" wp14:editId="3FD7356D">
+            <wp:extent cx="5731510" cy="2978785"/>
+            <wp:effectExtent l="0" t="0" r="0" b="5715"/>
+            <wp:docPr id="1064084498" name="Picture 1" descr="A diagram of a computer program&#10;&#10;AI-generated content may be incorrect."/>
+            <wp:cNvGraphicFramePr>
+              <a:graphicFrameLocks xmlns:a="http://schemas.openxmlformats.org/drawingml/2006/main" noChangeAspect="1"/>
+            </wp:cNvGraphicFramePr>
+            <a:graphic xmlns:a="http://schemas.openxmlformats.org/drawingml/2006/main">
+              <a:graphicData uri="http://schemas.openxmlformats.org/drawingml/2006/picture">
+                <pic:pic xmlns:pic="http://schemas.openxmlformats.org/drawingml/2006/picture">
+                  <pic:nvPicPr>
+                    <pic:cNvPr id="1064084498" name="Picture 1" descr="A diagram of a computer program&#10;&#10;AI-generated content may be incorrect."/>
+                    <pic:cNvPicPr/>
+                  </pic:nvPicPr>
+                  <pic:blipFill>
+                    <a:blip r:embed="rId10" cstate="print">
+                      <a:extLst>
+                        <a:ext uri="{28A0092B-C50C-407E-A947-70E740481C1C}">
+                          <a14:useLocalDpi xmlns:a14="http://schemas.microsoft.com/office/drawing/2010/main" val="0"/>
+                        </a:ext>
+                      </a:extLst>
+                    </a:blip>
+                    <a:stretch>
+                      <a:fillRect/>
+                    </a:stretch>
+                  </pic:blipFill>
+                  <pic:spPr>
+                    <a:xfrm>
+                      <a:off x="0" y="0"/>
+                      <a:ext cx="5731510" cy="2978785"/>
+                    </a:xfrm>
+                    <a:prstGeom prst="rect">
+                      <a:avLst/>
+                    </a:prstGeom>
+                  </pic:spPr>
+                </pic:pic>
+              </a:graphicData>
+            </a:graphic>
+          </wp:inline>
+        </w:drawing>
+      </w:r>
+    </w:p>
+    <w:p>
+      <w:pPr>
         <w:pageBreakBefore/>
+        <w:rPr>
+          <w:rFonts w:ascii="Arial" w:hAnsi="Arial" w:cs="Arial"/>
+          <w:color w:val="800000"/>
+          <w:sz w:val="32"/>
+          <w:szCs w:val="32"/>
+          <w:lang w:val="hu-HU"/>
+        </w:rPr>
+      </w:pPr>
+      <w:r>
+        <w:rPr>
+          <w:rFonts w:ascii="Arial" w:hAnsi="Arial" w:cs="Arial"/>
+          <w:color w:val="800000"/>
+          <w:sz w:val="32"/>
+          <w:szCs w:val="32"/>
+          <w:lang w:val="hu-HU"/>
+        </w:rPr>
+        <w:lastRenderedPageBreak/>
+        <w:t>Felhasználói kézikönyv:</w:t>
+      </w:r>
+    </w:p>
+    <w:p>
+      <w:pPr>
+        <w:pStyle w:val="ListParagraph"/>
         <w:widowControl w:val="0"/>
         <w:numPr>
           <w:ilvl w:val="0"/>
@@ -1527,55 +3148,38 @@
         <w:ind w:left="714" w:hanging="357"/>
         <w:rPr>
           <w:rFonts w:ascii="Arial" w:hAnsi="Arial" w:cs="Arial"/>
-          <w:color w:val="000000" w:themeColor="text1"/>
-          <w:lang w:val="hu-HU"/>
-        </w:rPr>
-      </w:pPr>
-      <w:r>
-        <w:rPr>
-          <w:rFonts w:ascii="Arial" w:hAnsi="Arial" w:cs="Arial"/>
-          <w:color w:val="000000" w:themeColor="text1"/>
-          <w:lang w:val="hu-HU"/>
-        </w:rPr>
-        <w:lastRenderedPageBreak/>
-        <w:t xml:space="preserve">A program egy main programban kezdődik, ami létrehoz egy </w:t>
-      </w:r>
-      <w:proofErr w:type="spellStart"/>
-      <w:r>
-        <w:rPr>
-          <w:rFonts w:ascii="Arial" w:hAnsi="Arial" w:cs="Arial"/>
-          <w:color w:val="000000" w:themeColor="text1"/>
-          <w:lang w:val="hu-HU"/>
-        </w:rPr>
-        <w:t>plannert</w:t>
-      </w:r>
-      <w:proofErr w:type="spellEnd"/>
-      <w:r>
-        <w:rPr>
-          <w:rFonts w:ascii="Arial" w:hAnsi="Arial" w:cs="Arial"/>
-          <w:color w:val="000000" w:themeColor="text1"/>
-          <w:lang w:val="hu-HU"/>
-        </w:rPr>
-        <w:t xml:space="preserve"> és benne fut a menü egy </w:t>
-      </w:r>
-      <w:proofErr w:type="spellStart"/>
-      <w:r>
-        <w:rPr>
-          <w:rFonts w:ascii="Arial" w:hAnsi="Arial" w:cs="Arial"/>
-          <w:color w:val="000000" w:themeColor="text1"/>
-          <w:lang w:val="hu-HU"/>
-        </w:rPr>
-        <w:t>while</w:t>
-      </w:r>
-      <w:proofErr w:type="spellEnd"/>
-      <w:r>
-        <w:rPr>
-          <w:rFonts w:ascii="Arial" w:hAnsi="Arial" w:cs="Arial"/>
-          <w:color w:val="000000" w:themeColor="text1"/>
-          <w:lang w:val="hu-HU"/>
-        </w:rPr>
-        <w:t xml:space="preserve"> ciklusban. Innen tudja a felhasználó input megadásával belépni a program funkciójába.</w:t>
-      </w:r>
+          <w:b/>
+          <w:bCs/>
+          <w:color w:val="000000" w:themeColor="text1"/>
+          <w:sz w:val="28"/>
+          <w:szCs w:val="28"/>
+          <w:lang w:val="hu-HU"/>
+        </w:rPr>
+      </w:pPr>
+      <w:r>
+        <w:rPr>
+          <w:rFonts w:ascii="Arial" w:hAnsi="Arial" w:cs="Arial"/>
+          <w:b/>
+          <w:bCs/>
+          <w:color w:val="000000" w:themeColor="text1"/>
+          <w:sz w:val="28"/>
+          <w:szCs w:val="28"/>
+          <w:lang w:val="hu-HU"/>
+        </w:rPr>
+        <w:t>Linux alapú operációs rendszeren:</w:t>
+      </w:r>
+    </w:p>
+    <w:p>
+      <w:pPr>
+        <w:pStyle w:val="ListParagraph"/>
+        <w:widowControl w:val="0"/>
+        <w:ind w:left="714"/>
+        <w:rPr>
+          <w:rFonts w:ascii="Arial" w:hAnsi="Arial" w:cs="Arial"/>
+          <w:color w:val="000000" w:themeColor="text1"/>
+          <w:lang w:val="hu-HU"/>
+        </w:rPr>
+      </w:pPr>
     </w:p>
     <w:p>
       <w:pPr>
@@ -1585,65 +3189,72 @@
           <w:ilvl w:val="0"/>
           <w:numId w:val="1"/>
         </w:numPr>
-        <w:rPr>
-          <w:rFonts w:ascii="Arial" w:hAnsi="Arial" w:cs="Arial"/>
-          <w:color w:val="000000" w:themeColor="text1"/>
-          <w:lang w:val="hu-HU"/>
-        </w:rPr>
-      </w:pPr>
-      <w:r>
-        <w:rPr>
-          <w:rFonts w:ascii="Arial" w:hAnsi="Arial" w:cs="Arial"/>
-          <w:color w:val="000000" w:themeColor="text1"/>
-          <w:lang w:val="hu-HU"/>
-        </w:rPr>
-        <w:t xml:space="preserve">A program a </w:t>
-      </w:r>
-      <w:proofErr w:type="spellStart"/>
-      <w:proofErr w:type="gramStart"/>
-      <w:r>
-        <w:rPr>
-          <w:rFonts w:ascii="Arial" w:hAnsi="Arial" w:cs="Arial"/>
-          <w:color w:val="000000" w:themeColor="text1"/>
-          <w:lang w:val="hu-HU"/>
-        </w:rPr>
-        <w:t>Graph</w:t>
-      </w:r>
-      <w:proofErr w:type="spellEnd"/>
-      <w:r>
-        <w:rPr>
-          <w:rFonts w:ascii="Arial" w:hAnsi="Arial" w:cs="Arial"/>
-          <w:color w:val="000000" w:themeColor="text1"/>
-          <w:lang w:val="hu-HU"/>
-        </w:rPr>
-        <w:t>::</w:t>
-      </w:r>
-      <w:proofErr w:type="spellStart"/>
-      <w:r>
-        <w:rPr>
-          <w:rFonts w:ascii="Arial" w:hAnsi="Arial" w:cs="Arial"/>
-          <w:color w:val="000000" w:themeColor="text1"/>
-          <w:lang w:val="hu-HU"/>
-        </w:rPr>
-        <w:t>findPathI</w:t>
-      </w:r>
-      <w:proofErr w:type="spellEnd"/>
-      <w:r>
-        <w:rPr>
-          <w:rFonts w:ascii="Arial" w:hAnsi="Arial" w:cs="Arial"/>
-          <w:color w:val="000000" w:themeColor="text1"/>
-          <w:lang w:val="hu-HU"/>
-        </w:rPr>
-        <w:t>(</w:t>
-      </w:r>
-      <w:proofErr w:type="gramEnd"/>
-      <w:r>
-        <w:rPr>
-          <w:rFonts w:ascii="Arial" w:hAnsi="Arial" w:cs="Arial"/>
-          <w:color w:val="000000" w:themeColor="text1"/>
-          <w:lang w:val="hu-HU"/>
-        </w:rPr>
-        <w:t xml:space="preserve">) függvényben egy Dijkstra algoritmussal keresi a legrövidebb utat a megadott két pont között. </w:t>
+        <w:ind w:left="714" w:hanging="357"/>
+        <w:rPr>
+          <w:rFonts w:ascii="Arial" w:hAnsi="Arial" w:cs="Arial"/>
+          <w:b/>
+          <w:bCs/>
+          <w:color w:val="000000" w:themeColor="text1"/>
+          <w:sz w:val="28"/>
+          <w:szCs w:val="28"/>
+          <w:lang w:val="hu-HU"/>
+        </w:rPr>
+      </w:pPr>
+      <w:r>
+        <w:rPr>
+          <w:rFonts w:ascii="Arial" w:hAnsi="Arial" w:cs="Arial"/>
+          <w:b/>
+          <w:bCs/>
+          <w:color w:val="000000" w:themeColor="text1"/>
+          <w:sz w:val="28"/>
+          <w:szCs w:val="28"/>
+          <w:lang w:val="hu-HU"/>
+        </w:rPr>
+        <w:t>Windows alapú operációs rendszeren:</w:t>
+      </w:r>
+    </w:p>
+    <w:p>
+      <w:pPr>
+        <w:pStyle w:val="ListParagraph"/>
+        <w:widowControl w:val="0"/>
+        <w:ind w:left="714"/>
+        <w:rPr>
+          <w:rFonts w:ascii="Arial" w:hAnsi="Arial" w:cs="Arial"/>
+          <w:color w:val="000000" w:themeColor="text1"/>
+          <w:lang w:val="hu-HU"/>
+        </w:rPr>
+      </w:pPr>
+    </w:p>
+    <w:p>
+      <w:pPr>
+        <w:pStyle w:val="ListParagraph"/>
+        <w:widowControl w:val="0"/>
+        <w:numPr>
+          <w:ilvl w:val="0"/>
+          <w:numId w:val="1"/>
+        </w:numPr>
+        <w:ind w:left="714" w:hanging="357"/>
+        <w:rPr>
+          <w:rFonts w:ascii="Arial" w:hAnsi="Arial" w:cs="Arial"/>
+          <w:b/>
+          <w:bCs/>
+          <w:color w:val="000000" w:themeColor="text1"/>
+          <w:sz w:val="28"/>
+          <w:szCs w:val="28"/>
+          <w:lang w:val="hu-HU"/>
+        </w:rPr>
+      </w:pPr>
+      <w:r>
+        <w:rPr>
+          <w:rFonts w:ascii="Arial" w:hAnsi="Arial" w:cs="Arial"/>
+          <w:b/>
+          <w:bCs/>
+          <w:color w:val="000000" w:themeColor="text1"/>
+          <w:sz w:val="28"/>
+          <w:szCs w:val="28"/>
+          <w:lang w:val="hu-HU"/>
+        </w:rPr>
+        <w:t>Vezérlés:</w:t>
       </w:r>
     </w:p>
     <w:p>
@@ -1656,17 +3267,37 @@
         </w:numPr>
         <w:rPr>
           <w:rFonts w:ascii="Arial" w:hAnsi="Arial" w:cs="Arial"/>
-          <w:color w:val="000000" w:themeColor="text1"/>
-          <w:lang w:val="hu-HU"/>
-        </w:rPr>
-      </w:pPr>
-      <w:r>
-        <w:rPr>
-          <w:rFonts w:ascii="Arial" w:hAnsi="Arial" w:cs="Arial"/>
-          <w:color w:val="000000" w:themeColor="text1"/>
-          <w:lang w:val="hu-HU"/>
-        </w:rPr>
-        <w:t>Bemenet: két pont.</w:t>
+          <w:color w:val="C00000"/>
+          <w:lang w:val="hu-HU"/>
+        </w:rPr>
+      </w:pPr>
+      <w:r>
+        <w:rPr>
+          <w:rFonts w:ascii="Arial" w:hAnsi="Arial" w:cs="Arial"/>
+          <w:color w:val="C00000"/>
+          <w:lang w:val="hu-HU"/>
+        </w:rPr>
+        <w:t>Útvonaltervezés:</w:t>
+      </w:r>
+    </w:p>
+    <w:p>
+      <w:pPr>
+        <w:pStyle w:val="ListParagraph"/>
+        <w:widowControl w:val="0"/>
+        <w:ind w:left="1440"/>
+        <w:rPr>
+          <w:rFonts w:ascii="Arial" w:hAnsi="Arial" w:cs="Arial"/>
+          <w:color w:val="000000" w:themeColor="text1"/>
+          <w:lang w:val="hu-HU"/>
+        </w:rPr>
+      </w:pPr>
+      <w:r>
+        <w:rPr>
+          <w:rFonts w:ascii="Arial" w:hAnsi="Arial" w:cs="Arial"/>
+          <w:color w:val="000000" w:themeColor="text1"/>
+          <w:lang w:val="hu-HU"/>
+        </w:rPr>
+        <w:t>A menüben az 1-es megadásával belép a program az útvonaltervezésbe. Itt kilistázza a gráf Pontjait és utána meg kell adni a kezdőpont- majd a végpont nevét. Utána a program kiírja a legrövidebb utat és idejét. Onnan egy enter megadásával lehet visszalépni a főmenübe.</w:t>
       </w:r>
     </w:p>
     <w:p>
@@ -1686,10 +3317,96 @@
       <w:r>
         <w:rPr>
           <w:rFonts w:ascii="Arial" w:hAnsi="Arial" w:cs="Arial"/>
-          <w:color w:val="000000" w:themeColor="text1"/>
-          <w:lang w:val="hu-HU"/>
-        </w:rPr>
-        <w:t>Minden ponthoz végtelen távolságot rendelünk kivéve a kezdőponthoz, ami 0 lesz.</w:t>
+          <w:color w:val="C00000"/>
+          <w:lang w:val="hu-HU"/>
+        </w:rPr>
+        <w:t>Csomópont vagy Él felvétele:</w:t>
+      </w:r>
+      <w:r>
+        <w:rPr>
+          <w:rFonts w:ascii="Arial" w:hAnsi="Arial" w:cs="Arial"/>
+          <w:color w:val="000000" w:themeColor="text1"/>
+          <w:lang w:val="hu-HU"/>
+        </w:rPr>
+        <w:br/>
+        <w:t xml:space="preserve">A menüben a 2-es gomb megadásával lehet belépni a felvételi menüben. </w:t>
+      </w:r>
+    </w:p>
+    <w:p>
+      <w:pPr>
+        <w:pStyle w:val="ListParagraph"/>
+        <w:widowControl w:val="0"/>
+        <w:numPr>
+          <w:ilvl w:val="2"/>
+          <w:numId w:val="1"/>
+        </w:numPr>
+        <w:rPr>
+          <w:rFonts w:ascii="Arial" w:hAnsi="Arial" w:cs="Arial"/>
+          <w:color w:val="000000" w:themeColor="text1"/>
+          <w:lang w:val="hu-HU"/>
+        </w:rPr>
+      </w:pPr>
+      <w:r>
+        <w:rPr>
+          <w:rFonts w:ascii="Arial" w:hAnsi="Arial" w:cs="Arial"/>
+          <w:color w:val="000000" w:themeColor="text1"/>
+          <w:lang w:val="hu-HU"/>
+        </w:rPr>
+        <w:t>Itt a 1-es gombbal egy pontot tudsz felvenni. Meg kell adni a Pont nevét és a program magától felveszi.</w:t>
+      </w:r>
+    </w:p>
+    <w:p>
+      <w:pPr>
+        <w:pStyle w:val="ListParagraph"/>
+        <w:widowControl w:val="0"/>
+        <w:numPr>
+          <w:ilvl w:val="2"/>
+          <w:numId w:val="1"/>
+        </w:numPr>
+        <w:rPr>
+          <w:rFonts w:ascii="Arial" w:hAnsi="Arial" w:cs="Arial"/>
+          <w:color w:val="000000" w:themeColor="text1"/>
+          <w:lang w:val="hu-HU"/>
+        </w:rPr>
+      </w:pPr>
+      <w:r>
+        <w:rPr>
+          <w:rFonts w:ascii="Arial" w:hAnsi="Arial" w:cs="Arial"/>
+          <w:color w:val="000000" w:themeColor="text1"/>
+          <w:lang w:val="hu-HU"/>
+        </w:rPr>
+        <w:t xml:space="preserve">A 2-es gomb megadásával Éleket tud a felhasználó felvenni. Itt a program először kér egy nevet az élnek. Utána kilistázza a meglévő pontokat és </w:t>
+      </w:r>
+      <w:r>
+        <w:rPr>
+          <w:rFonts w:ascii="Arial" w:hAnsi="Arial" w:cs="Arial"/>
+          <w:color w:val="000000" w:themeColor="text1"/>
+          <w:lang w:val="hu-HU"/>
+        </w:rPr>
+        <w:t>Kéri az új él két végpontjának az Id-jét. Utoljára pedig az új él hosszát kell megadni méterben.</w:t>
+      </w:r>
+    </w:p>
+    <w:p>
+      <w:pPr>
+        <w:pStyle w:val="ListParagraph"/>
+        <w:widowControl w:val="0"/>
+        <w:numPr>
+          <w:ilvl w:val="2"/>
+          <w:numId w:val="1"/>
+        </w:numPr>
+        <w:rPr>
+          <w:rFonts w:ascii="Arial" w:hAnsi="Arial" w:cs="Arial"/>
+          <w:color w:val="000000" w:themeColor="text1"/>
+          <w:lang w:val="hu-HU"/>
+        </w:rPr>
+      </w:pPr>
+      <w:r>
+        <w:rPr>
+          <w:rFonts w:ascii="Arial" w:hAnsi="Arial" w:cs="Arial"/>
+          <w:color w:val="000000" w:themeColor="text1"/>
+          <w:lang w:val="hu-HU"/>
+        </w:rPr>
+        <w:t xml:space="preserve"> A 3-as gomb megadásával visszaléphet a felhasználó a menübe.</w:t>
       </w:r>
     </w:p>
     <w:p>
@@ -1709,10 +3426,19 @@
       <w:r>
         <w:rPr>
           <w:rFonts w:ascii="Arial" w:hAnsi="Arial" w:cs="Arial"/>
-          <w:color w:val="000000" w:themeColor="text1"/>
-          <w:lang w:val="hu-HU"/>
-        </w:rPr>
-        <w:t>Az összes többi pont meglátogatatlannak jelöli a program.</w:t>
+          <w:color w:val="C00000"/>
+          <w:lang w:val="hu-HU"/>
+        </w:rPr>
+        <w:t>Csomópontok listázása:</w:t>
+      </w:r>
+      <w:r>
+        <w:rPr>
+          <w:rFonts w:ascii="Arial" w:hAnsi="Arial" w:cs="Arial"/>
+          <w:color w:val="000000" w:themeColor="text1"/>
+          <w:lang w:val="hu-HU"/>
+        </w:rPr>
+        <w:br/>
+        <w:t>A menüben a 3-as gomb megadásával a program kilistázza a gráfban tárolt pontokat. Innen egy enter megadásával lehet visszalépni a menübe.</w:t>
       </w:r>
     </w:p>
     <w:p>
@@ -1732,141 +3458,24 @@
       <w:r>
         <w:rPr>
           <w:rFonts w:ascii="Arial" w:hAnsi="Arial" w:cs="Arial"/>
-          <w:color w:val="000000" w:themeColor="text1"/>
-          <w:lang w:val="hu-HU"/>
-        </w:rPr>
-        <w:t>A kezdőpontból elérhető pontok közül kiválasztja a legközelebbit.</w:t>
-      </w:r>
-    </w:p>
-    <w:p>
-      <w:pPr>
-        <w:pStyle w:val="ListParagraph"/>
-        <w:widowControl w:val="0"/>
-        <w:numPr>
-          <w:ilvl w:val="2"/>
-          <w:numId w:val="1"/>
-        </w:numPr>
-        <w:rPr>
-          <w:rFonts w:ascii="Arial" w:hAnsi="Arial" w:cs="Arial"/>
-          <w:color w:val="000000" w:themeColor="text1"/>
-          <w:lang w:val="hu-HU"/>
-        </w:rPr>
-      </w:pPr>
-      <w:r>
-        <w:rPr>
-          <w:rFonts w:ascii="Arial" w:hAnsi="Arial" w:cs="Arial"/>
-          <w:color w:val="000000" w:themeColor="text1"/>
-          <w:lang w:val="hu-HU"/>
-        </w:rPr>
-        <w:t>Megnézi az összes szomszédját milyen távol van és kiszámolja a távolságot odáig a kezdőpontból.</w:t>
-      </w:r>
-    </w:p>
-    <w:p>
-      <w:pPr>
-        <w:pStyle w:val="ListParagraph"/>
-        <w:widowControl w:val="0"/>
-        <w:numPr>
-          <w:ilvl w:val="2"/>
-          <w:numId w:val="1"/>
-        </w:numPr>
-        <w:rPr>
-          <w:rFonts w:ascii="Arial" w:hAnsi="Arial" w:cs="Arial"/>
-          <w:color w:val="000000" w:themeColor="text1"/>
-          <w:lang w:val="hu-HU"/>
-        </w:rPr>
-      </w:pPr>
-      <w:r>
-        <w:rPr>
-          <w:rFonts w:ascii="Arial" w:hAnsi="Arial" w:cs="Arial"/>
-          <w:color w:val="000000" w:themeColor="text1"/>
-          <w:lang w:val="hu-HU"/>
-        </w:rPr>
-        <w:t xml:space="preserve">Ha ez a táv kisebb, mint az eddig abba a pontba menő táv akkor átírjuk. </w:t>
-      </w:r>
-    </w:p>
-    <w:p>
-      <w:pPr>
-        <w:pStyle w:val="ListParagraph"/>
-        <w:widowControl w:val="0"/>
-        <w:numPr>
-          <w:ilvl w:val="1"/>
-          <w:numId w:val="1"/>
-        </w:numPr>
-        <w:rPr>
-          <w:rFonts w:ascii="Arial" w:hAnsi="Arial" w:cs="Arial"/>
-          <w:color w:val="000000" w:themeColor="text1"/>
-          <w:lang w:val="hu-HU"/>
-        </w:rPr>
-      </w:pPr>
-      <w:r>
-        <w:rPr>
-          <w:rFonts w:ascii="Arial" w:hAnsi="Arial" w:cs="Arial"/>
-          <w:color w:val="000000" w:themeColor="text1"/>
-          <w:lang w:val="hu-HU"/>
-        </w:rPr>
-        <w:t>Megjelöljük az előbb vizsgált pontot (amiből jött a következő) meglátogatottnak</w:t>
-      </w:r>
-    </w:p>
-    <w:p>
-      <w:pPr>
-        <w:pStyle w:val="ListParagraph"/>
-        <w:widowControl w:val="0"/>
-        <w:numPr>
-          <w:ilvl w:val="1"/>
-          <w:numId w:val="1"/>
-        </w:numPr>
-        <w:rPr>
-          <w:rFonts w:ascii="Arial" w:hAnsi="Arial" w:cs="Arial"/>
-          <w:color w:val="000000" w:themeColor="text1"/>
-          <w:lang w:val="hu-HU"/>
-        </w:rPr>
-      </w:pPr>
-      <w:r>
-        <w:rPr>
-          <w:rFonts w:ascii="Arial" w:hAnsi="Arial" w:cs="Arial"/>
-          <w:color w:val="000000" w:themeColor="text1"/>
-          <w:lang w:val="hu-HU"/>
-        </w:rPr>
-        <w:t>Ezt addig ismételjük amíg el nem érjük a célpontot vagy el nem fogynak a meglátogatható pontok</w:t>
-      </w:r>
-    </w:p>
-    <w:p>
-      <w:pPr>
-        <w:pStyle w:val="ListParagraph"/>
-        <w:widowControl w:val="0"/>
-        <w:numPr>
-          <w:ilvl w:val="1"/>
-          <w:numId w:val="1"/>
-        </w:numPr>
-        <w:rPr>
-          <w:rFonts w:ascii="Arial" w:hAnsi="Arial" w:cs="Arial"/>
-          <w:color w:val="000000" w:themeColor="text1"/>
-          <w:lang w:val="hu-HU"/>
-        </w:rPr>
-      </w:pPr>
-      <w:r>
-        <w:rPr>
-          <w:rFonts w:ascii="Arial" w:hAnsi="Arial" w:cs="Arial"/>
-          <w:color w:val="000000" w:themeColor="text1"/>
-          <w:lang w:val="hu-HU"/>
-        </w:rPr>
-        <w:t>Kimenet: Tömb a pontokból, amin végig kell menni.</w:t>
-      </w:r>
-    </w:p>
-    <w:p>
-      <w:pPr>
-        <w:widowControl w:val="0"/>
-        <w:ind w:left="1080"/>
-        <w:rPr>
-          <w:rFonts w:ascii="Arial" w:hAnsi="Arial" w:cs="Arial"/>
-          <w:color w:val="000000" w:themeColor="text1"/>
-          <w:lang w:val="hu-HU"/>
-        </w:rPr>
-      </w:pPr>
+          <w:color w:val="C00000"/>
+          <w:lang w:val="hu-HU"/>
+        </w:rPr>
+        <w:t>Kilépés:</w:t>
+      </w:r>
+      <w:r>
+        <w:rPr>
+          <w:rFonts w:ascii="Arial" w:hAnsi="Arial" w:cs="Arial"/>
+          <w:color w:val="000000" w:themeColor="text1"/>
+          <w:lang w:val="hu-HU"/>
+        </w:rPr>
+        <w:br/>
+        <w:t>A menüben a 4-es gomb megnyomásával, a program elkezdi a kilépést. Elmenti a változtatásokat a gráf-ból.</w:t>
+      </w:r>
     </w:p>
     <w:sectPr>
-      <w:footerReference w:type="even" r:id="rId10"/>
-      <w:footerReference w:type="default" r:id="rId11"/>
+      <w:footerReference w:type="even" r:id="rId11"/>
+      <w:footerReference w:type="default" r:id="rId12"/>
       <w:pgSz w:w="11906" w:h="16838"/>
       <w:pgMar w:top="1440" w:right="1440" w:bottom="1440" w:left="1440" w:header="708" w:footer="708" w:gutter="0"/>
       <w:cols w:space="708"/>
@@ -2090,7 +3699,7 @@
         <w:rFonts w:ascii="Wingdings" w:hAnsi="Wingdings" w:hint="default"/>
       </w:rPr>
     </w:lvl>
-    <w:lvl w:ilvl="3" w:tplc="08090001" w:tentative="1">
+    <w:lvl w:ilvl="3" w:tplc="08090001">
       <w:start w:val="1"/>
       <w:numFmt w:val="bullet"/>
       <w:lvlText w:val=""/>
